--- a/governance/MAS_BADGES_Examiner_Certification_Course_Guide.docx
+++ b/governance/MAS_BADGES_Examiner_Certification_Course_Guide.docx
@@ -41,89 +41,23 @@
           <w:b/>
           <w:bCs/>
         </w:rPr>
-        <w:t xml:space="preserve">Edition 1.1</w:t>
-      </w:r>
-      <w:r>
-        <w:t xml:space="preserve"> · 28 June 2026 · Companion to the BADGES Manual, the 7-Level Syllabus, and the Assessment System Handbook </w:t>
-      </w:r>
-      <w:r>
-        <w:rPr>
-          <w:b/>
-          <w:bCs/>
-        </w:rPr>
-        <w:t xml:space="preserve">Course delivered by:</w:t>
-      </w:r>
-      <w:r>
-        <w:t xml:space="preserve"> the BADGES System Master Trainer, with the Chief Examiner </w:t>
-      </w:r>
-      <w:r>
-        <w:rPr>
-          <w:b/>
-          <w:bCs/>
-        </w:rPr>
-        <w:t xml:space="preserve">Syllabus co-owned by:</w:t>
-      </w:r>
-      <w:r>
-        <w:t xml:space="preserve"> Chief Examiner + Coaching Panel</w:t>
-      </w:r>
-    </w:p>
-    <w:p>
-      <w:pPr>
-        <w:pBdr>
-          <w:left w:val="single" w:color="1E2752" w:sz="18" w:space="12"/>
-        </w:pBdr>
-        <w:shd w:fill="EFF2F8" w:val="clear"/>
-        <w:spacing w:after="120" w:before="60"/>
-        <w:ind w:left="360"/>
-      </w:pPr>
-      <w:r>
-        <w:rPr>
-          <w:b/>
-          <w:bCs/>
-          <w:i/>
-          <w:iCs/>
-        </w:rPr>
-        <w:t xml:space="preserve">Edition 1.1 incorporates the Governance Decisions Register v1.0 (28 Jun 2026):</w:t>
-      </w:r>
-      <w:r>
-        <w:rPr>
-          <w:i/>
-          <w:iCs/>
-        </w:rPr>
-        <w:t xml:space="preserve"> OD-1 (the prerequisite is a </w:t>
-      </w:r>
-      <w:r>
-        <w:rPr>
-          <w:b/>
-          <w:bCs/>
-          <w:i/>
-          <w:iCs/>
-        </w:rPr>
-        <w:t xml:space="preserve">BADGES Instructor certification</w:t>
-      </w:r>
-      <w:r>
-        <w:rPr>
-          <w:i/>
-          <w:iCs/>
-        </w:rPr>
-        <w:t xml:space="preserve">), OD-1a (founding-cohort exception — a legacy instructor certification is accepted, and completing this course confers BADGES Instructor standing), and OD-2 (a single unified </w:t>
-      </w:r>
-      <w:r>
-        <w:rPr>
-          <w:b/>
-          <w:bCs/>
-          <w:i/>
-          <w:iCs/>
-        </w:rPr>
-        <w:t xml:space="preserve">Master Trainer</w:t>
-      </w:r>
-      <w:r>
-        <w:rPr>
-          <w:i/>
-          <w:iCs/>
-        </w:rPr>
-        <w:t xml:space="preserve"> — Mr. Melvin Chua — holding both the instructor and examiner streams).</w:t>
-      </w:r>
+        <w:t>Version 1.0 · 3 July 2026 · Companion to the BADGES Manual, the 7-Level Syllabus, and the Assessment System Handbook Course delivered by: the BADGES System Master Trainer, with the Chief Examiner Syllabus co-owned by: Chief Examiner + Coaching Panel</w:t>
+      </w:r>
+      <w:r/>
+      <w:r>
+        <w:rPr>
+          <w:b/>
+          <w:bCs/>
+        </w:rPr>
+      </w:r>
+      <w:r/>
+      <w:r>
+        <w:rPr>
+          <w:b/>
+          <w:bCs/>
+        </w:rPr>
+      </w:r>
+      <w:r/>
     </w:p>
     <w:p>
       <w:pPr>
@@ -295,7 +229,7 @@
         <w:spacing w:after="120"/>
       </w:pPr>
       <w:r>
-        <w:t xml:space="preserve">  pre-assessment check, briefing, observation positioning, eye-level analysis, Pass/Refer   decisions, and feedback.</w:t>
+        <w:t xml:space="preserve">  pre-assessment check, briefing, observation positioning, poolside calibration, Pass/Refer   decisions, and feedback.</w:t>
       </w:r>
     </w:p>
     <w:p>
@@ -308,7 +242,7 @@
         <w:spacing w:after="40"/>
       </w:pPr>
       <w:r>
-        <w:t xml:space="preserve">Uphold the Examiner Code of Conduct, with the conflict-of-interest firewall as the</w:t>
+        <w:t xml:space="preserve">Uphold the Examiner Code of Conduct, with the conflict-of-interest rule at the</w:t>
       </w:r>
     </w:p>
     <w:p>
@@ -384,15 +318,7 @@
         <w:t xml:space="preserve">current BADGES Instructor certification</w:t>
       </w:r>
       <w:r>
-        <w:t xml:space="preserve">. This is a hard prerequisite. *(For the</w:t>
-      </w:r>
-    </w:p>
-    <w:p>
-      <w:pPr>
-        <w:spacing w:after="120"/>
-      </w:pPr>
-      <w:r>
-        <w:t xml:space="preserve">  founding cohort, see the provision below.)*</w:t>
+        <w:t>. This is a hard prerequisite.</w:t>
       </w:r>
     </w:p>
     <w:p>
@@ -487,7 +413,7 @@
         <w:spacing w:after="120"/>
       </w:pPr>
       <w:r>
-        <w:t xml:space="preserve">  record; signs a Good Standing declaration.</w:t>
+        <w:t xml:space="preserve">  record; signs the Good Standing &amp; Safeguarding Declaration (F-SHR-03).</w:t>
       </w:r>
     </w:p>
     <w:p>
@@ -532,64 +458,6 @@
       </w:r>
       <w:r>
         <w:t xml:space="preserve">.</w:t>
-      </w:r>
-    </w:p>
-    <w:p>
-      <w:pPr>
-        <w:pBdr>
-          <w:left w:val="single" w:color="1E2752" w:sz="18" w:space="12"/>
-        </w:pBdr>
-        <w:shd w:fill="EFF2F8" w:val="clear"/>
-        <w:spacing w:after="120" w:before="60"/>
-        <w:ind w:left="360"/>
-      </w:pPr>
-      <w:r>
-        <w:rPr>
-          <w:b/>
-          <w:bCs/>
-          <w:i/>
-          <w:iCs/>
-        </w:rPr>
-        <w:t xml:space="preserve">Founding cohort provision.</w:t>
-      </w:r>
-      <w:r>
-        <w:rPr>
-          <w:i/>
-          <w:iCs/>
-        </w:rPr>
-        <w:t xml:space="preserve"> The program has no certified examiners at inaugural rollout, so the first cohort is certified through the inaugural course itself; no prior examiner experience is required of the founding cohort. A </w:t>
-      </w:r>
-      <w:r>
-        <w:rPr>
-          <w:b/>
-          <w:bCs/>
-          <w:i/>
-          <w:iCs/>
-        </w:rPr>
-        <w:t xml:space="preserve">recognised legacy MAS instructor certification is accepted</w:t>
-      </w:r>
-      <w:r>
-        <w:rPr>
-          <w:i/>
-          <w:iCs/>
-        </w:rPr>
-        <w:t xml:space="preserve"> to enter the founding examiner course in place of the BADGES Instructor certification — the course delivers the new rubrics and the poolside calibration, and </w:t>
-      </w:r>
-      <w:r>
-        <w:rPr>
-          <w:b/>
-          <w:bCs/>
-          <w:i/>
-          <w:iCs/>
-        </w:rPr>
-        <w:t xml:space="preserve">completing it confers BADGES Instructor standing</w:t>
-      </w:r>
-      <w:r>
-        <w:rPr>
-          <w:i/>
-          <w:iCs/>
-        </w:rPr>
-        <w:t xml:space="preserve"> (the refresher-equivalent), so a founding examiner is directory-listed as a BADGES Instructor without a separate instructor refresher (OD-1a). Every other criterion above still applies. The inaugural course is co-led by the Master Trainer, the Chief Examiner, the Chairperson, and Coaching Panel members.</w:t>
       </w:r>
     </w:p>
     <w:p>
@@ -628,15 +496,15 @@
         <w:t xml:space="preserve">Examiner Application</w:t>
       </w:r>
       <w:r>
-        <w:t xml:space="preserve"> in the Portal with proof of a current **BADGES</w:t>
-      </w:r>
-    </w:p>
-    <w:p>
-      <w:pPr>
-        <w:spacing w:after="120"/>
-      </w:pPr>
-      <w:r>
-        <w:t xml:space="preserve">   Instructor certification** (or, for the founding cohort, a recognised legacy instructor    certification), lifesaving certification, teaching record, the Good Standing declaration,    and a brief statement of intent.</w:t>
+        <w:t xml:space="preserve"> in the Portal with proof of a current BADGES</w:t>
+      </w:r>
+    </w:p>
+    <w:p>
+      <w:pPr>
+        <w:spacing w:after="120"/>
+      </w:pPr>
+      <w:r>
+        <w:t xml:space="preserve">   Instructor certification, lifesaving certification, teaching record, the Good Standing declaration,    and a brief statement of intent.</w:t>
       </w:r>
     </w:p>
     <w:p>
@@ -695,7 +563,7 @@
         <w:t xml:space="preserve">pass requirements</w:t>
       </w:r>
       <w:r>
-        <w:t xml:space="preserve"> (§6), including the pilot certification target.</w:t>
+        <w:t xml:space="preserve"> (§6).</w:t>
       </w:r>
     </w:p>
     <w:p>
@@ -739,7 +607,7 @@
         <w:t xml:space="preserve">Examiner Code of Conduct</w:t>
       </w:r>
       <w:r>
-        <w:t xml:space="preserve"> (Assessment System Handbook §7.1).</w:t>
+        <w:t xml:space="preserve"> (F-EXM-01; Assessment System Handbook §7.1).</w:t>
       </w:r>
     </w:p>
     <w:p>
@@ -884,24 +752,6 @@
       </w:pPr>
       <w:r>
         <w:t xml:space="preserve">Maintain course materials and refresh content in line with syllabus changes.</w:t>
-      </w:r>
-    </w:p>
-    <w:p>
-      <w:pPr>
-        <w:spacing w:after="120"/>
-      </w:pPr>
-      <w:r>
-        <w:t xml:space="preserve">The inaugural course is co-attended by the Chief Examiner, so the methodology transfers and the Chief Examiner qualifies under the syllabus they will steward. </w:t>
-      </w:r>
-      <w:r>
-        <w:rPr>
-          <w:b/>
-          <w:bCs/>
-        </w:rPr>
-        <w:t xml:space="preserve">Inaugural Master Trainer: Mr. Melvin Chua</w:t>
-      </w:r>
-      <w:r>
-        <w:t xml:space="preserve">, holding both streams.</w:t>
       </w:r>
     </w:p>
     <w:p>
@@ -1792,7 +1642,7 @@
               <w:bottom w:val="single" w:color="C7CEDD" w:sz="4"/>
               <w:right w:val="single" w:color="C7CEDD" w:sz="4"/>
             </w:tcBorders>
-            <w:shd w:fill="FFFFFF" w:val="clear"/>
+            <w:shd w:fill="F2F4F8" w:val="clear"/>
             <w:tcMar>
               <w:top w:type="dxa" w:w="60"/>
               <w:left w:type="dxa" w:w="110"/>
@@ -1823,87 +1673,87 @@
               <w:bottom w:val="single" w:color="C7CEDD" w:sz="4"/>
               <w:right w:val="single" w:color="C7CEDD" w:sz="4"/>
             </w:tcBorders>
-            <w:shd w:fill="FFFFFF" w:val="clear"/>
-            <w:tcMar>
-              <w:top w:type="dxa" w:w="60"/>
-              <w:left w:type="dxa" w:w="110"/>
-              <w:bottom w:type="dxa" w:w="60"/>
-              <w:right w:type="dxa" w:w="110"/>
-            </w:tcMar>
-            <w:vAlign w:val="center"/>
-          </w:tcPr>
-          <w:p>
-            <w:pPr>
-              <w:spacing w:after="0" w:before="0"/>
-            </w:pPr>
-            <w:r>
-              <w:rPr>
-                <w:sz w:val="19"/>
-                <w:szCs w:val="19"/>
-              </w:rPr>
-              <w:t xml:space="preserve">Conduct of Assessment</w:t>
-            </w:r>
-          </w:p>
-        </w:tc>
-        <w:tc>
-          <w:tcPr>
-            <w:tcW w:type="dxa" w:w="1805"/>
-            <w:tcBorders>
-              <w:top w:val="single" w:color="C7CEDD" w:sz="4"/>
-              <w:left w:val="single" w:color="C7CEDD" w:sz="4"/>
-              <w:bottom w:val="single" w:color="C7CEDD" w:sz="4"/>
-              <w:right w:val="single" w:color="C7CEDD" w:sz="4"/>
-            </w:tcBorders>
-            <w:shd w:fill="FFFFFF" w:val="clear"/>
-            <w:tcMar>
-              <w:top w:type="dxa" w:w="60"/>
-              <w:left w:type="dxa" w:w="110"/>
-              <w:bottom w:type="dxa" w:w="60"/>
-              <w:right w:type="dxa" w:w="110"/>
-            </w:tcMar>
-            <w:vAlign w:val="center"/>
-          </w:tcPr>
-          <w:p>
-            <w:pPr>
-              <w:spacing w:after="0" w:before="0"/>
-            </w:pPr>
-            <w:r>
-              <w:rPr>
-                <w:sz w:val="19"/>
-                <w:szCs w:val="19"/>
-              </w:rPr>
-              <w:t xml:space="preserve">1.5</w:t>
-            </w:r>
-          </w:p>
-        </w:tc>
-        <w:tc>
-          <w:tcPr>
-            <w:tcW w:type="dxa" w:w="1805"/>
-            <w:tcBorders>
-              <w:top w:val="single" w:color="C7CEDD" w:sz="4"/>
-              <w:left w:val="single" w:color="C7CEDD" w:sz="4"/>
-              <w:bottom w:val="single" w:color="C7CEDD" w:sz="4"/>
-              <w:right w:val="single" w:color="C7CEDD" w:sz="4"/>
-            </w:tcBorders>
-            <w:shd w:fill="FFFFFF" w:val="clear"/>
-            <w:tcMar>
-              <w:top w:type="dxa" w:w="60"/>
-              <w:left w:type="dxa" w:w="110"/>
-              <w:bottom w:type="dxa" w:w="60"/>
-              <w:right w:type="dxa" w:w="110"/>
-            </w:tcMar>
-            <w:vAlign w:val="center"/>
-          </w:tcPr>
-          <w:p>
-            <w:pPr>
-              <w:spacing w:after="0" w:before="0"/>
-            </w:pPr>
-            <w:r>
-              <w:rPr>
-                <w:sz w:val="19"/>
-                <w:szCs w:val="19"/>
-              </w:rPr>
-              <w:t xml:space="preserve">Classroom + Role-play</w:t>
+            <w:shd w:fill="F2F4F8" w:val="clear"/>
+            <w:tcMar>
+              <w:top w:type="dxa" w:w="60"/>
+              <w:left w:type="dxa" w:w="110"/>
+              <w:bottom w:type="dxa" w:w="60"/>
+              <w:right w:type="dxa" w:w="110"/>
+            </w:tcMar>
+            <w:vAlign w:val="center"/>
+          </w:tcPr>
+          <w:p>
+            <w:pPr>
+              <w:spacing w:after="0" w:before="0"/>
+            </w:pPr>
+            <w:r>
+              <w:rPr>
+                <w:sz w:val="19"/>
+                <w:szCs w:val="19"/>
+              </w:rPr>
+              <w:t xml:space="preserve">Swimming on Video — The Judging Call</w:t>
+            </w:r>
+          </w:p>
+        </w:tc>
+        <w:tc>
+          <w:tcPr>
+            <w:tcW w:type="dxa" w:w="1805"/>
+            <w:tcBorders>
+              <w:top w:val="single" w:color="C7CEDD" w:sz="4"/>
+              <w:left w:val="single" w:color="C7CEDD" w:sz="4"/>
+              <w:bottom w:val="single" w:color="C7CEDD" w:sz="4"/>
+              <w:right w:val="single" w:color="C7CEDD" w:sz="4"/>
+            </w:tcBorders>
+            <w:shd w:fill="F2F4F8" w:val="clear"/>
+            <w:tcMar>
+              <w:top w:type="dxa" w:w="60"/>
+              <w:left w:type="dxa" w:w="110"/>
+              <w:bottom w:type="dxa" w:w="60"/>
+              <w:right w:type="dxa" w:w="110"/>
+            </w:tcMar>
+            <w:vAlign w:val="center"/>
+          </w:tcPr>
+          <w:p>
+            <w:pPr>
+              <w:spacing w:after="0" w:before="0"/>
+            </w:pPr>
+            <w:r>
+              <w:rPr>
+                <w:sz w:val="19"/>
+                <w:szCs w:val="19"/>
+              </w:rPr>
+              <w:t xml:space="preserve">1.0</w:t>
+            </w:r>
+          </w:p>
+        </w:tc>
+        <w:tc>
+          <w:tcPr>
+            <w:tcW w:type="dxa" w:w="1805"/>
+            <w:tcBorders>
+              <w:top w:val="single" w:color="C7CEDD" w:sz="4"/>
+              <w:left w:val="single" w:color="C7CEDD" w:sz="4"/>
+              <w:bottom w:val="single" w:color="C7CEDD" w:sz="4"/>
+              <w:right w:val="single" w:color="C7CEDD" w:sz="4"/>
+            </w:tcBorders>
+            <w:shd w:fill="F2F4F8" w:val="clear"/>
+            <w:tcMar>
+              <w:top w:type="dxa" w:w="60"/>
+              <w:left w:type="dxa" w:w="110"/>
+              <w:bottom w:type="dxa" w:w="60"/>
+              <w:right w:type="dxa" w:w="110"/>
+            </w:tcMar>
+            <w:vAlign w:val="center"/>
+          </w:tcPr>
+          <w:p>
+            <w:pPr>
+              <w:spacing w:after="0" w:before="0"/>
+            </w:pPr>
+            <w:r>
+              <w:rPr>
+                <w:sz w:val="19"/>
+                <w:szCs w:val="19"/>
+              </w:rPr>
+              <w:t xml:space="preserve">Classroom</w:t>
             </w:r>
           </w:p>
         </w:tc>
@@ -1916,25 +1766,25 @@
               <w:bottom w:val="single" w:color="C7CEDD" w:sz="4"/>
               <w:right w:val="single" w:color="C7CEDD" w:sz="4"/>
             </w:tcBorders>
-            <w:shd w:fill="FFFFFF" w:val="clear"/>
-            <w:tcMar>
-              <w:top w:type="dxa" w:w="60"/>
-              <w:left w:type="dxa" w:w="110"/>
-              <w:bottom w:type="dxa" w:w="60"/>
-              <w:right w:type="dxa" w:w="110"/>
-            </w:tcMar>
-            <w:vAlign w:val="center"/>
-          </w:tcPr>
-          <w:p>
-            <w:pPr>
-              <w:spacing w:after="0" w:before="0"/>
-            </w:pPr>
-            <w:r>
-              <w:rPr>
-                <w:sz w:val="19"/>
-                <w:szCs w:val="19"/>
-              </w:rPr>
-              <w:t xml:space="preserve">Pre-assessment venue and safety check; candidate briefing; observation positioning and note-taking; Pass/Refer decisions and feedback; completing the assessment record.</w:t>
+            <w:shd w:fill="F2F4F8" w:val="clear"/>
+            <w:tcMar>
+              <w:top w:type="dxa" w:w="60"/>
+              <w:left w:type="dxa" w:w="110"/>
+              <w:bottom w:type="dxa" w:w="60"/>
+              <w:right w:type="dxa" w:w="110"/>
+            </w:tcMar>
+            <w:vAlign w:val="center"/>
+          </w:tcPr>
+          <w:p>
+            <w:pPr>
+              <w:spacing w:after="0" w:before="0"/>
+            </w:pPr>
+            <w:r>
+              <w:rPr>
+                <w:sz w:val="19"/>
+                <w:szCs w:val="19"/>
+              </w:rPr>
+              <w:t xml:space="preserve">A filmed walkthrough of each level's standard in the water. Candidates watch real swimmers demonstrating competent and struggling performance at each level, then discuss the judging call — what tips a criterion from Pass to Refer. Uses the same video library as the instructor course, viewed through the examiner's lens: calibrating your eye to the standard.</w:t>
             </w:r>
           </w:p>
         </w:tc>
@@ -1952,118 +1802,118 @@
               <w:bottom w:val="single" w:color="C7CEDD" w:sz="4"/>
               <w:right w:val="single" w:color="C7CEDD" w:sz="4"/>
             </w:tcBorders>
-            <w:shd w:fill="F2F4F8" w:val="clear"/>
-            <w:tcMar>
-              <w:top w:type="dxa" w:w="60"/>
-              <w:left w:type="dxa" w:w="110"/>
-              <w:bottom w:type="dxa" w:w="60"/>
-              <w:right w:type="dxa" w:w="110"/>
-            </w:tcMar>
-            <w:vAlign w:val="center"/>
-          </w:tcPr>
-          <w:p>
-            <w:pPr>
-              <w:spacing w:after="0" w:before="0"/>
-            </w:pPr>
-            <w:r>
-              <w:rPr>
-                <w:sz w:val="19"/>
-                <w:szCs w:val="19"/>
-              </w:rPr>
-              <w:t xml:space="preserve">6</w:t>
-            </w:r>
-          </w:p>
-        </w:tc>
-        <w:tc>
-          <w:tcPr>
-            <w:tcW w:type="dxa" w:w="1805"/>
-            <w:tcBorders>
-              <w:top w:val="single" w:color="C7CEDD" w:sz="4"/>
-              <w:left w:val="single" w:color="C7CEDD" w:sz="4"/>
-              <w:bottom w:val="single" w:color="C7CEDD" w:sz="4"/>
-              <w:right w:val="single" w:color="C7CEDD" w:sz="4"/>
-            </w:tcBorders>
-            <w:shd w:fill="F2F4F8" w:val="clear"/>
-            <w:tcMar>
-              <w:top w:type="dxa" w:w="60"/>
-              <w:left w:type="dxa" w:w="110"/>
-              <w:bottom w:type="dxa" w:w="60"/>
-              <w:right w:type="dxa" w:w="110"/>
-            </w:tcMar>
-            <w:vAlign w:val="center"/>
-          </w:tcPr>
-          <w:p>
-            <w:pPr>
-              <w:spacing w:after="0" w:before="0"/>
-            </w:pPr>
-            <w:r>
-              <w:rPr>
-                <w:sz w:val="19"/>
-                <w:szCs w:val="19"/>
-              </w:rPr>
-              <w:t xml:space="preserve">Code of Conduct</w:t>
-            </w:r>
-          </w:p>
-        </w:tc>
-        <w:tc>
-          <w:tcPr>
-            <w:tcW w:type="dxa" w:w="1805"/>
-            <w:tcBorders>
-              <w:top w:val="single" w:color="C7CEDD" w:sz="4"/>
-              <w:left w:val="single" w:color="C7CEDD" w:sz="4"/>
-              <w:bottom w:val="single" w:color="C7CEDD" w:sz="4"/>
-              <w:right w:val="single" w:color="C7CEDD" w:sz="4"/>
-            </w:tcBorders>
-            <w:shd w:fill="F2F4F8" w:val="clear"/>
-            <w:tcMar>
-              <w:top w:type="dxa" w:w="60"/>
-              <w:left w:type="dxa" w:w="110"/>
-              <w:bottom w:type="dxa" w:w="60"/>
-              <w:right w:type="dxa" w:w="110"/>
-            </w:tcMar>
-            <w:vAlign w:val="center"/>
-          </w:tcPr>
-          <w:p>
-            <w:pPr>
-              <w:spacing w:after="0" w:before="0"/>
-            </w:pPr>
-            <w:r>
-              <w:rPr>
-                <w:sz w:val="19"/>
-                <w:szCs w:val="19"/>
-              </w:rPr>
-              <w:t xml:space="preserve">1.0</w:t>
-            </w:r>
-          </w:p>
-        </w:tc>
-        <w:tc>
-          <w:tcPr>
-            <w:tcW w:type="dxa" w:w="1805"/>
-            <w:tcBorders>
-              <w:top w:val="single" w:color="C7CEDD" w:sz="4"/>
-              <w:left w:val="single" w:color="C7CEDD" w:sz="4"/>
-              <w:bottom w:val="single" w:color="C7CEDD" w:sz="4"/>
-              <w:right w:val="single" w:color="C7CEDD" w:sz="4"/>
-            </w:tcBorders>
-            <w:shd w:fill="F2F4F8" w:val="clear"/>
-            <w:tcMar>
-              <w:top w:type="dxa" w:w="60"/>
-              <w:left w:type="dxa" w:w="110"/>
-              <w:bottom w:type="dxa" w:w="60"/>
-              <w:right w:type="dxa" w:w="110"/>
-            </w:tcMar>
-            <w:vAlign w:val="center"/>
-          </w:tcPr>
-          <w:p>
-            <w:pPr>
-              <w:spacing w:after="0" w:before="0"/>
-            </w:pPr>
-            <w:r>
-              <w:rPr>
-                <w:sz w:val="19"/>
-                <w:szCs w:val="19"/>
-              </w:rPr>
-              <w:t xml:space="preserve">Classroom</w:t>
+            <w:shd w:fill="FFFFFF" w:val="clear"/>
+            <w:tcMar>
+              <w:top w:type="dxa" w:w="60"/>
+              <w:left w:type="dxa" w:w="110"/>
+              <w:bottom w:type="dxa" w:w="60"/>
+              <w:right w:type="dxa" w:w="110"/>
+            </w:tcMar>
+            <w:vAlign w:val="center"/>
+          </w:tcPr>
+          <w:p>
+            <w:pPr>
+              <w:spacing w:after="0" w:before="0"/>
+            </w:pPr>
+            <w:r>
+              <w:rPr>
+                <w:sz w:val="19"/>
+                <w:szCs w:val="19"/>
+              </w:rPr>
+              <w:t>6</w:t>
+            </w:r>
+          </w:p>
+        </w:tc>
+        <w:tc>
+          <w:tcPr>
+            <w:tcW w:type="dxa" w:w="1805"/>
+            <w:tcBorders>
+              <w:top w:val="single" w:color="C7CEDD" w:sz="4"/>
+              <w:left w:val="single" w:color="C7CEDD" w:sz="4"/>
+              <w:bottom w:val="single" w:color="C7CEDD" w:sz="4"/>
+              <w:right w:val="single" w:color="C7CEDD" w:sz="4"/>
+            </w:tcBorders>
+            <w:shd w:fill="FFFFFF" w:val="clear"/>
+            <w:tcMar>
+              <w:top w:type="dxa" w:w="60"/>
+              <w:left w:type="dxa" w:w="110"/>
+              <w:bottom w:type="dxa" w:w="60"/>
+              <w:right w:type="dxa" w:w="110"/>
+            </w:tcMar>
+            <w:vAlign w:val="center"/>
+          </w:tcPr>
+          <w:p>
+            <w:pPr>
+              <w:spacing w:after="0" w:before="0"/>
+            </w:pPr>
+            <w:r>
+              <w:rPr>
+                <w:sz w:val="19"/>
+                <w:szCs w:val="19"/>
+              </w:rPr>
+              <w:t xml:space="preserve">Conduct of Assessment</w:t>
+            </w:r>
+          </w:p>
+        </w:tc>
+        <w:tc>
+          <w:tcPr>
+            <w:tcW w:type="dxa" w:w="1805"/>
+            <w:tcBorders>
+              <w:top w:val="single" w:color="C7CEDD" w:sz="4"/>
+              <w:left w:val="single" w:color="C7CEDD" w:sz="4"/>
+              <w:bottom w:val="single" w:color="C7CEDD" w:sz="4"/>
+              <w:right w:val="single" w:color="C7CEDD" w:sz="4"/>
+            </w:tcBorders>
+            <w:shd w:fill="FFFFFF" w:val="clear"/>
+            <w:tcMar>
+              <w:top w:type="dxa" w:w="60"/>
+              <w:left w:type="dxa" w:w="110"/>
+              <w:bottom w:type="dxa" w:w="60"/>
+              <w:right w:type="dxa" w:w="110"/>
+            </w:tcMar>
+            <w:vAlign w:val="center"/>
+          </w:tcPr>
+          <w:p>
+            <w:pPr>
+              <w:spacing w:after="0" w:before="0"/>
+            </w:pPr>
+            <w:r>
+              <w:rPr>
+                <w:sz w:val="19"/>
+                <w:szCs w:val="19"/>
+              </w:rPr>
+              <w:t xml:space="preserve">1.5</w:t>
+            </w:r>
+          </w:p>
+        </w:tc>
+        <w:tc>
+          <w:tcPr>
+            <w:tcW w:type="dxa" w:w="1805"/>
+            <w:tcBorders>
+              <w:top w:val="single" w:color="C7CEDD" w:sz="4"/>
+              <w:left w:val="single" w:color="C7CEDD" w:sz="4"/>
+              <w:bottom w:val="single" w:color="C7CEDD" w:sz="4"/>
+              <w:right w:val="single" w:color="C7CEDD" w:sz="4"/>
+            </w:tcBorders>
+            <w:shd w:fill="FFFFFF" w:val="clear"/>
+            <w:tcMar>
+              <w:top w:type="dxa" w:w="60"/>
+              <w:left w:type="dxa" w:w="110"/>
+              <w:bottom w:type="dxa" w:w="60"/>
+              <w:right w:type="dxa" w:w="110"/>
+            </w:tcMar>
+            <w:vAlign w:val="center"/>
+          </w:tcPr>
+          <w:p>
+            <w:pPr>
+              <w:spacing w:after="0" w:before="0"/>
+            </w:pPr>
+            <w:r>
+              <w:rPr>
+                <w:sz w:val="19"/>
+                <w:szCs w:val="19"/>
+              </w:rPr>
+              <w:t xml:space="preserve">Classroom + Role-play</w:t>
             </w:r>
           </w:p>
         </w:tc>
@@ -2076,25 +1926,25 @@
               <w:bottom w:val="single" w:color="C7CEDD" w:sz="4"/>
               <w:right w:val="single" w:color="C7CEDD" w:sz="4"/>
             </w:tcBorders>
-            <w:shd w:fill="F2F4F8" w:val="clear"/>
-            <w:tcMar>
-              <w:top w:type="dxa" w:w="60"/>
-              <w:left w:type="dxa" w:w="110"/>
-              <w:bottom w:type="dxa" w:w="60"/>
-              <w:right w:type="dxa" w:w="110"/>
-            </w:tcMar>
-            <w:vAlign w:val="center"/>
-          </w:tcPr>
-          <w:p>
-            <w:pPr>
-              <w:spacing w:after="0" w:before="0"/>
-            </w:pPr>
-            <w:r>
-              <w:rPr>
-                <w:sz w:val="19"/>
-                <w:szCs w:val="19"/>
-              </w:rPr>
-              <w:t xml:space="preserve">Conflict-of-interest scenarios; confidentiality; gifts and payments; standards discipline; breach procedures; safeguarding.</w:t>
+            <w:shd w:fill="FFFFFF" w:val="clear"/>
+            <w:tcMar>
+              <w:top w:type="dxa" w:w="60"/>
+              <w:left w:type="dxa" w:w="110"/>
+              <w:bottom w:type="dxa" w:w="60"/>
+              <w:right w:type="dxa" w:w="110"/>
+            </w:tcMar>
+            <w:vAlign w:val="center"/>
+          </w:tcPr>
+          <w:p>
+            <w:pPr>
+              <w:spacing w:after="0" w:before="0"/>
+            </w:pPr>
+            <w:r>
+              <w:rPr>
+                <w:sz w:val="19"/>
+                <w:szCs w:val="19"/>
+              </w:rPr>
+              <w:t xml:space="preserve">Pre-assessment venue and safety check; candidate briefing; observation positioning and note-taking; Pass/Refer decisions and feedback; completing the assessment record.</w:t>
             </w:r>
           </w:p>
         </w:tc>
@@ -2112,89 +1962,83 @@
               <w:bottom w:val="single" w:color="C7CEDD" w:sz="4"/>
               <w:right w:val="single" w:color="C7CEDD" w:sz="4"/>
             </w:tcBorders>
-            <w:shd w:fill="FFFFFF" w:val="clear"/>
-            <w:tcMar>
-              <w:top w:type="dxa" w:w="60"/>
-              <w:left w:type="dxa" w:w="110"/>
-              <w:bottom w:type="dxa" w:w="60"/>
-              <w:right w:type="dxa" w:w="110"/>
-            </w:tcMar>
-            <w:vAlign w:val="center"/>
-          </w:tcPr>
-          <w:p>
-            <w:pPr>
-              <w:spacing w:after="0" w:before="0"/>
-            </w:pPr>
-            <w:r>
-              <w:rPr>
-                <w:b/>
-                <w:bCs/>
-                <w:sz w:val="19"/>
-                <w:szCs w:val="19"/>
-              </w:rPr>
-              <w:t xml:space="preserve">7</w:t>
-            </w:r>
-          </w:p>
-        </w:tc>
-        <w:tc>
-          <w:tcPr>
-            <w:tcW w:type="dxa" w:w="1805"/>
-            <w:tcBorders>
-              <w:top w:val="single" w:color="C7CEDD" w:sz="4"/>
-              <w:left w:val="single" w:color="C7CEDD" w:sz="4"/>
-              <w:bottom w:val="single" w:color="C7CEDD" w:sz="4"/>
-              <w:right w:val="single" w:color="C7CEDD" w:sz="4"/>
-            </w:tcBorders>
-            <w:shd w:fill="FFFFFF" w:val="clear"/>
-            <w:tcMar>
-              <w:top w:type="dxa" w:w="60"/>
-              <w:left w:type="dxa" w:w="110"/>
-              <w:bottom w:type="dxa" w:w="60"/>
-              <w:right w:type="dxa" w:w="110"/>
-            </w:tcMar>
-            <w:vAlign w:val="center"/>
-          </w:tcPr>
-          <w:p>
-            <w:pPr>
-              <w:spacing w:after="0" w:before="0"/>
-            </w:pPr>
-            <w:r>
-              <w:rPr>
-                <w:b/>
-                <w:bCs/>
-                <w:sz w:val="19"/>
-                <w:szCs w:val="19"/>
-              </w:rPr>
-              <w:t xml:space="preserve">BADGES Portal for Examiners</w:t>
-            </w:r>
-          </w:p>
-        </w:tc>
-        <w:tc>
-          <w:tcPr>
-            <w:tcW w:type="dxa" w:w="1805"/>
-            <w:tcBorders>
-              <w:top w:val="single" w:color="C7CEDD" w:sz="4"/>
-              <w:left w:val="single" w:color="C7CEDD" w:sz="4"/>
-              <w:bottom w:val="single" w:color="C7CEDD" w:sz="4"/>
-              <w:right w:val="single" w:color="C7CEDD" w:sz="4"/>
-            </w:tcBorders>
-            <w:shd w:fill="FFFFFF" w:val="clear"/>
-            <w:tcMar>
-              <w:top w:type="dxa" w:w="60"/>
-              <w:left w:type="dxa" w:w="110"/>
-              <w:bottom w:type="dxa" w:w="60"/>
-              <w:right w:type="dxa" w:w="110"/>
-            </w:tcMar>
-            <w:vAlign w:val="center"/>
-          </w:tcPr>
-          <w:p>
-            <w:pPr>
-              <w:spacing w:after="0" w:before="0"/>
-            </w:pPr>
-            <w:r>
-              <w:rPr>
-                <w:b/>
-                <w:bCs/>
+            <w:shd w:fill="F2F4F8" w:val="clear"/>
+            <w:tcMar>
+              <w:top w:type="dxa" w:w="60"/>
+              <w:left w:type="dxa" w:w="110"/>
+              <w:bottom w:type="dxa" w:w="60"/>
+              <w:right w:type="dxa" w:w="110"/>
+            </w:tcMar>
+            <w:vAlign w:val="center"/>
+          </w:tcPr>
+          <w:p>
+            <w:pPr>
+              <w:spacing w:after="0" w:before="0"/>
+            </w:pPr>
+            <w:r>
+              <w:rPr>
+                <w:sz w:val="19"/>
+                <w:szCs w:val="19"/>
+              </w:rPr>
+              <w:t>7</w:t>
+            </w:r>
+          </w:p>
+        </w:tc>
+        <w:tc>
+          <w:tcPr>
+            <w:tcW w:type="dxa" w:w="1805"/>
+            <w:tcBorders>
+              <w:top w:val="single" w:color="C7CEDD" w:sz="4"/>
+              <w:left w:val="single" w:color="C7CEDD" w:sz="4"/>
+              <w:bottom w:val="single" w:color="C7CEDD" w:sz="4"/>
+              <w:right w:val="single" w:color="C7CEDD" w:sz="4"/>
+            </w:tcBorders>
+            <w:shd w:fill="F2F4F8" w:val="clear"/>
+            <w:tcMar>
+              <w:top w:type="dxa" w:w="60"/>
+              <w:left w:type="dxa" w:w="110"/>
+              <w:bottom w:type="dxa" w:w="60"/>
+              <w:right w:type="dxa" w:w="110"/>
+            </w:tcMar>
+            <w:vAlign w:val="center"/>
+          </w:tcPr>
+          <w:p>
+            <w:pPr>
+              <w:spacing w:after="0" w:before="0"/>
+            </w:pPr>
+            <w:r>
+              <w:rPr>
+                <w:sz w:val="19"/>
+                <w:szCs w:val="19"/>
+              </w:rPr>
+              <w:t xml:space="preserve">Code of Conduct</w:t>
+            </w:r>
+          </w:p>
+        </w:tc>
+        <w:tc>
+          <w:tcPr>
+            <w:tcW w:type="dxa" w:w="1805"/>
+            <w:tcBorders>
+              <w:top w:val="single" w:color="C7CEDD" w:sz="4"/>
+              <w:left w:val="single" w:color="C7CEDD" w:sz="4"/>
+              <w:bottom w:val="single" w:color="C7CEDD" w:sz="4"/>
+              <w:right w:val="single" w:color="C7CEDD" w:sz="4"/>
+            </w:tcBorders>
+            <w:shd w:fill="F2F4F8" w:val="clear"/>
+            <w:tcMar>
+              <w:top w:type="dxa" w:w="60"/>
+              <w:left w:type="dxa" w:w="110"/>
+              <w:bottom w:type="dxa" w:w="60"/>
+              <w:right w:type="dxa" w:w="110"/>
+            </w:tcMar>
+            <w:vAlign w:val="center"/>
+          </w:tcPr>
+          <w:p>
+            <w:pPr>
+              <w:spacing w:after="0" w:before="0"/>
+            </w:pPr>
+            <w:r>
+              <w:rPr>
                 <w:sz w:val="19"/>
                 <w:szCs w:val="19"/>
               </w:rPr>
@@ -2211,27 +2055,25 @@
               <w:bottom w:val="single" w:color="C7CEDD" w:sz="4"/>
               <w:right w:val="single" w:color="C7CEDD" w:sz="4"/>
             </w:tcBorders>
-            <w:shd w:fill="FFFFFF" w:val="clear"/>
-            <w:tcMar>
-              <w:top w:type="dxa" w:w="60"/>
-              <w:left w:type="dxa" w:w="110"/>
-              <w:bottom w:type="dxa" w:w="60"/>
-              <w:right w:type="dxa" w:w="110"/>
-            </w:tcMar>
-            <w:vAlign w:val="center"/>
-          </w:tcPr>
-          <w:p>
-            <w:pPr>
-              <w:spacing w:after="0" w:before="0"/>
-            </w:pPr>
-            <w:r>
-              <w:rPr>
-                <w:b/>
-                <w:bCs/>
-                <w:sz w:val="19"/>
-                <w:szCs w:val="19"/>
-              </w:rPr>
-              <w:t xml:space="preserve">Hands-on</w:t>
+            <w:shd w:fill="F2F4F8" w:val="clear"/>
+            <w:tcMar>
+              <w:top w:type="dxa" w:w="60"/>
+              <w:left w:type="dxa" w:w="110"/>
+              <w:bottom w:type="dxa" w:w="60"/>
+              <w:right w:type="dxa" w:w="110"/>
+            </w:tcMar>
+            <w:vAlign w:val="center"/>
+          </w:tcPr>
+          <w:p>
+            <w:pPr>
+              <w:spacing w:after="0" w:before="0"/>
+            </w:pPr>
+            <w:r>
+              <w:rPr>
+                <w:sz w:val="19"/>
+                <w:szCs w:val="19"/>
+              </w:rPr>
+              <w:t xml:space="preserve">Classroom</w:t>
             </w:r>
           </w:p>
         </w:tc>
@@ -2244,34 +2086,25 @@
               <w:bottom w:val="single" w:color="C7CEDD" w:sz="4"/>
               <w:right w:val="single" w:color="C7CEDD" w:sz="4"/>
             </w:tcBorders>
-            <w:shd w:fill="FFFFFF" w:val="clear"/>
-            <w:tcMar>
-              <w:top w:type="dxa" w:w="60"/>
-              <w:left w:type="dxa" w:w="110"/>
-              <w:bottom w:type="dxa" w:w="60"/>
-              <w:right w:type="dxa" w:w="110"/>
-            </w:tcMar>
-            <w:vAlign w:val="center"/>
-          </w:tcPr>
-          <w:p>
-            <w:pPr>
-              <w:spacing w:after="0" w:before="0"/>
-            </w:pPr>
-            <w:r>
-              <w:rPr>
-                <w:b/>
-                <w:bCs/>
-                <w:sz w:val="19"/>
-                <w:szCs w:val="19"/>
-              </w:rPr>
-              <w:t xml:space="preserve">NEW.</w:t>
-            </w:r>
-            <w:r>
-              <w:rPr>
-                <w:sz w:val="19"/>
-                <w:szCs w:val="19"/>
-              </w:rPr>
-              <w:t xml:space="preserve"> Accepting session invitations; reading the assigned roster; recording Pass/Refer; how recording triggers pass-gated certificate issuance; what the examiner can and cannot see; the COI block in practice.</w:t>
+            <w:shd w:fill="F2F4F8" w:val="clear"/>
+            <w:tcMar>
+              <w:top w:type="dxa" w:w="60"/>
+              <w:left w:type="dxa" w:w="110"/>
+              <w:bottom w:type="dxa" w:w="60"/>
+              <w:right w:type="dxa" w:w="110"/>
+            </w:tcMar>
+            <w:vAlign w:val="center"/>
+          </w:tcPr>
+          <w:p>
+            <w:pPr>
+              <w:spacing w:after="0" w:before="0"/>
+            </w:pPr>
+            <w:r>
+              <w:rPr>
+                <w:sz w:val="19"/>
+                <w:szCs w:val="19"/>
+              </w:rPr>
+              <w:t xml:space="preserve">Conflict-of-interest scenarios; confidentiality; gifts and payments; standards discipline; breach procedures; safeguarding.</w:t>
             </w:r>
           </w:p>
         </w:tc>
@@ -2289,779 +2122,7 @@
               <w:bottom w:val="single" w:color="C7CEDD" w:sz="4"/>
               <w:right w:val="single" w:color="C7CEDD" w:sz="4"/>
             </w:tcBorders>
-            <w:shd w:fill="F2F4F8" w:val="clear"/>
-            <w:tcMar>
-              <w:top w:type="dxa" w:w="60"/>
-              <w:left w:type="dxa" w:w="110"/>
-              <w:bottom w:type="dxa" w:w="60"/>
-              <w:right w:type="dxa" w:w="110"/>
-            </w:tcMar>
-            <w:vAlign w:val="center"/>
-          </w:tcPr>
-          <w:p>
-            <w:pPr>
-              <w:spacing w:after="0" w:before="0"/>
-            </w:pPr>
-            <w:r>
-              <w:rPr>
-                <w:sz w:val="19"/>
-                <w:szCs w:val="19"/>
-              </w:rPr>
-              <w:t xml:space="preserve">8</w:t>
-            </w:r>
-          </w:p>
-        </w:tc>
-        <w:tc>
-          <w:tcPr>
-            <w:tcW w:type="dxa" w:w="1805"/>
-            <w:tcBorders>
-              <w:top w:val="single" w:color="C7CEDD" w:sz="4"/>
-              <w:left w:val="single" w:color="C7CEDD" w:sz="4"/>
-              <w:bottom w:val="single" w:color="C7CEDD" w:sz="4"/>
-              <w:right w:val="single" w:color="C7CEDD" w:sz="4"/>
-            </w:tcBorders>
-            <w:shd w:fill="F2F4F8" w:val="clear"/>
-            <w:tcMar>
-              <w:top w:type="dxa" w:w="60"/>
-              <w:left w:type="dxa" w:w="110"/>
-              <w:bottom w:type="dxa" w:w="60"/>
-              <w:right w:type="dxa" w:w="110"/>
-            </w:tcMar>
-            <w:vAlign w:val="center"/>
-          </w:tcPr>
-          <w:p>
-            <w:pPr>
-              <w:spacing w:after="0" w:before="0"/>
-            </w:pPr>
-            <w:r>
-              <w:rPr>
-                <w:sz w:val="19"/>
-                <w:szCs w:val="19"/>
-              </w:rPr>
-              <w:t xml:space="preserve">Practical Independent Assessment</w:t>
-            </w:r>
-          </w:p>
-        </w:tc>
-        <w:tc>
-          <w:tcPr>
-            <w:tcW w:type="dxa" w:w="1805"/>
-            <w:tcBorders>
-              <w:top w:val="single" w:color="C7CEDD" w:sz="4"/>
-              <w:left w:val="single" w:color="C7CEDD" w:sz="4"/>
-              <w:bottom w:val="single" w:color="C7CEDD" w:sz="4"/>
-              <w:right w:val="single" w:color="C7CEDD" w:sz="4"/>
-            </w:tcBorders>
-            <w:shd w:fill="F2F4F8" w:val="clear"/>
-            <w:tcMar>
-              <w:top w:type="dxa" w:w="60"/>
-              <w:left w:type="dxa" w:w="110"/>
-              <w:bottom w:type="dxa" w:w="60"/>
-              <w:right w:type="dxa" w:w="110"/>
-            </w:tcMar>
-            <w:vAlign w:val="center"/>
-          </w:tcPr>
-          <w:p>
-            <w:pPr>
-              <w:spacing w:after="0" w:before="0"/>
-            </w:pPr>
-            <w:r>
-              <w:rPr>
-                <w:sz w:val="19"/>
-                <w:szCs w:val="19"/>
-              </w:rPr>
-              <w:t xml:space="preserve">3.0</w:t>
-            </w:r>
-          </w:p>
-        </w:tc>
-        <w:tc>
-          <w:tcPr>
-            <w:tcW w:type="dxa" w:w="1805"/>
-            <w:tcBorders>
-              <w:top w:val="single" w:color="C7CEDD" w:sz="4"/>
-              <w:left w:val="single" w:color="C7CEDD" w:sz="4"/>
-              <w:bottom w:val="single" w:color="C7CEDD" w:sz="4"/>
-              <w:right w:val="single" w:color="C7CEDD" w:sz="4"/>
-            </w:tcBorders>
-            <w:shd w:fill="F2F4F8" w:val="clear"/>
-            <w:tcMar>
-              <w:top w:type="dxa" w:w="60"/>
-              <w:left w:type="dxa" w:w="110"/>
-              <w:bottom w:type="dxa" w:w="60"/>
-              <w:right w:type="dxa" w:w="110"/>
-            </w:tcMar>
-            <w:vAlign w:val="center"/>
-          </w:tcPr>
-          <w:p>
-            <w:pPr>
-              <w:spacing w:after="0" w:before="0"/>
-            </w:pPr>
-            <w:r>
-              <w:rPr>
-                <w:sz w:val="19"/>
-                <w:szCs w:val="19"/>
-              </w:rPr>
-              <w:t xml:space="preserve">Pool</w:t>
-            </w:r>
-          </w:p>
-        </w:tc>
-        <w:tc>
-          <w:tcPr>
-            <w:tcW w:type="dxa" w:w="1806"/>
-            <w:tcBorders>
-              <w:top w:val="single" w:color="C7CEDD" w:sz="4"/>
-              <w:left w:val="single" w:color="C7CEDD" w:sz="4"/>
-              <w:bottom w:val="single" w:color="C7CEDD" w:sz="4"/>
-              <w:right w:val="single" w:color="C7CEDD" w:sz="4"/>
-            </w:tcBorders>
-            <w:shd w:fill="F2F4F8" w:val="clear"/>
-            <w:tcMar>
-              <w:top w:type="dxa" w:w="60"/>
-              <w:left w:type="dxa" w:w="110"/>
-              <w:bottom w:type="dxa" w:w="60"/>
-              <w:right w:type="dxa" w:w="110"/>
-            </w:tcMar>
-            <w:vAlign w:val="center"/>
-          </w:tcPr>
-          <w:p>
-            <w:pPr>
-              <w:spacing w:after="0" w:before="0"/>
-            </w:pPr>
-            <w:r>
-              <w:rPr>
-                <w:sz w:val="19"/>
-                <w:szCs w:val="19"/>
-              </w:rPr>
-              <w:t xml:space="preserve">Each candidate runs a real mock assessment under observation (eye-level analysis) by the Master Trainer, with the Chief Examiner present for the inaugural course. Direct feedback; final approval recommendation.</w:t>
-            </w:r>
-          </w:p>
-        </w:tc>
-      </w:tr>
-    </w:tbl>
-    <w:p>
-      <w:pPr>
-        <w:spacing w:after="120"/>
-      </w:pPr>
-    </w:p>
-    <w:p>
-      <w:pPr>
-        <w:spacing w:after="120"/>
-      </w:pPr>
-      <w:r>
-        <w:rPr>
-          <w:i/>
-          <w:iCs/>
-        </w:rPr>
-        <w:t xml:space="preserve">Approx. 13.5 hours of contact, across two to three days. (Module 7 is the architecture-mandated Portal-competency addition; the original Appendix C numbering of the practical as Module 7 becomes Module 8.)</w:t>
-      </w:r>
-    </w:p>
-    <w:p>
-      <w:pPr>
-        <w:spacing w:after="120"/>
-      </w:pPr>
-      <w:r>
-        <w:rPr>
-          <w:b/>
-          <w:bCs/>
-        </w:rPr>
-        <w:t xml:space="preserve">Indicative day plan.</w:t>
-      </w:r>
-      <w:r>
-        <w:t xml:space="preserve"> Day 1 — Modules 1–4. Day 2 — Modules 5–7 (conduct, code, and the Portal). Day 3 — Module 8 independent practical assessment, final review, approval recommendations.</w:t>
-      </w:r>
-    </w:p>
-    <w:p>
-      <w:pPr>
-        <w:pBdr>
-          <w:bottom w:val="single" w:color="1E2752" w:sz="6" w:space="1"/>
-        </w:pBdr>
-        <w:spacing w:after="120" w:before="60"/>
-      </w:pPr>
-    </w:p>
-    <w:p>
-      <w:pPr>
-        <w:pStyle w:val="Heading2"/>
-      </w:pPr>
-      <w:r>
-        <w:t xml:space="preserve">6. Assessment and pass requirements</w:t>
-      </w:r>
-    </w:p>
-    <w:p>
-      <w:pPr>
-        <w:spacing w:after="120"/>
-      </w:pPr>
-      <w:r>
-        <w:t xml:space="preserve">To be approved as a MAS Certified Examiner, a candidate must:</w:t>
-      </w:r>
-    </w:p>
-    <w:p>
-      <w:pPr>
-        <w:pStyle w:val="ListParagraph"/>
-        <w:numPr>
-          <w:ilvl w:val="0"/>
-          <w:numId w:val="2"/>
-        </w:numPr>
-        <w:spacing w:after="40"/>
-      </w:pPr>
-      <w:r>
-        <w:rPr>
-          <w:b/>
-          <w:bCs/>
-        </w:rPr>
-        <w:t xml:space="preserve">Attend every module in full.</w:t>
-      </w:r>
-      <w:r>
-        <w:t xml:space="preserve"> Partial attendance is not accepted.</w:t>
-      </w:r>
-    </w:p>
-    <w:p>
-      <w:pPr>
-        <w:pStyle w:val="ListParagraph"/>
-        <w:numPr>
-          <w:ilvl w:val="0"/>
-          <w:numId w:val="2"/>
-        </w:numPr>
-        <w:spacing w:after="40"/>
-      </w:pPr>
-      <w:r>
-        <w:rPr>
-          <w:b/>
-          <w:bCs/>
-        </w:rPr>
-        <w:t xml:space="preserve">Pass the theory assessment</w:t>
-      </w:r>
-      <w:r>
-        <w:t xml:space="preserve"> at the end of Modules 1–6 with a minimum score of </w:t>
-      </w:r>
-      <w:r>
-        <w:rPr>
-          <w:b/>
-          <w:bCs/>
-        </w:rPr>
-        <w:t xml:space="preserve">80%</w:t>
-      </w:r>
-      <w:r>
-        <w:t xml:space="preserve">.</w:t>
-      </w:r>
-    </w:p>
-    <w:p>
-      <w:pPr>
-        <w:pStyle w:val="ListParagraph"/>
-        <w:numPr>
-          <w:ilvl w:val="0"/>
-          <w:numId w:val="2"/>
-        </w:numPr>
-        <w:spacing w:after="40"/>
-      </w:pPr>
-      <w:r>
-        <w:rPr>
-          <w:b/>
-          <w:bCs/>
-        </w:rPr>
-        <w:t xml:space="preserve">Demonstrate Portal competency</w:t>
-      </w:r>
-      <w:r>
-        <w:t xml:space="preserve"> in Module 7 — record a complete mock session correctly,</w:t>
-      </w:r>
-    </w:p>
-    <w:p>
-      <w:pPr>
-        <w:spacing w:after="120"/>
-      </w:pPr>
-      <w:r>
-        <w:t xml:space="preserve">  including a Refer with reasons and a triggered certificate issuance.</w:t>
-      </w:r>
-    </w:p>
-    <w:p>
-      <w:pPr>
-        <w:pStyle w:val="ListParagraph"/>
-        <w:numPr>
-          <w:ilvl w:val="0"/>
-          <w:numId w:val="2"/>
-        </w:numPr>
-        <w:spacing w:after="40"/>
-      </w:pPr>
-      <w:r>
-        <w:rPr>
-          <w:b/>
-          <w:bCs/>
-        </w:rPr>
-        <w:t xml:space="preserve">Achieve Competent or above</w:t>
-      </w:r>
-      <w:r>
-        <w:t xml:space="preserve"> on the practical assessment in Module 8, as judged by the</w:t>
-      </w:r>
-    </w:p>
-    <w:p>
-      <w:pPr>
-        <w:spacing w:after="120"/>
-      </w:pPr>
-      <w:r>
-        <w:t xml:space="preserve">  Master Trainer or designated workshop leader.</w:t>
-      </w:r>
-    </w:p>
-    <w:p>
-      <w:pPr>
-        <w:pStyle w:val="ListParagraph"/>
-        <w:numPr>
-          <w:ilvl w:val="0"/>
-          <w:numId w:val="2"/>
-        </w:numPr>
-        <w:spacing w:after="40"/>
-      </w:pPr>
-      <w:r>
-        <w:rPr>
-          <w:b/>
-          <w:bCs/>
-        </w:rPr>
-        <w:t xml:space="preserve">Complete the Pilot Certification Target</w:t>
-      </w:r>
-      <w:r>
-        <w:t xml:space="preserve"> — assess a minimum of **ten (10) candidates</w:t>
-      </w:r>
-    </w:p>
-    <w:p>
-      <w:pPr>
-        <w:spacing w:after="120"/>
-      </w:pPr>
-      <w:r>
-        <w:t xml:space="preserve">  across at least three (3) different badge levels within six (6) months** of the course,   under the Chief Examiner's oversight.</w:t>
-      </w:r>
-    </w:p>
-    <w:p>
-      <w:pPr>
-        <w:pStyle w:val="ListParagraph"/>
-        <w:numPr>
-          <w:ilvl w:val="0"/>
-          <w:numId w:val="2"/>
-        </w:numPr>
-        <w:spacing w:after="40"/>
-      </w:pPr>
-      <w:r>
-        <w:rPr>
-          <w:b/>
-          <w:bCs/>
-        </w:rPr>
-        <w:t xml:space="preserve">Sign the Examiner Code of Conduct.</w:t>
-      </w:r>
-    </w:p>
-    <w:p>
-      <w:pPr>
-        <w:pStyle w:val="ListParagraph"/>
-        <w:numPr>
-          <w:ilvl w:val="0"/>
-          <w:numId w:val="2"/>
-        </w:numPr>
-        <w:spacing w:after="40"/>
-      </w:pPr>
-      <w:r>
-        <w:rPr>
-          <w:b/>
-          <w:bCs/>
-        </w:rPr>
-        <w:t xml:space="preserve">Receive Coaching Panel ratification</w:t>
-      </w:r>
-      <w:r>
-        <w:t xml:space="preserve"> on the Chief Examiner's recommendation and the</w:t>
-      </w:r>
-    </w:p>
-    <w:p>
-      <w:pPr>
-        <w:spacing w:after="120"/>
-      </w:pPr>
-      <w:r>
-        <w:t xml:space="preserve">  Chairperson's endorsement.</w:t>
-      </w:r>
-    </w:p>
-    <w:p>
-      <w:pPr>
-        <w:pBdr>
-          <w:bottom w:val="single" w:color="1E2752" w:sz="6" w:space="1"/>
-        </w:pBdr>
-        <w:spacing w:after="120" w:before="60"/>
-      </w:pPr>
-    </w:p>
-    <w:p>
-      <w:pPr>
-        <w:pStyle w:val="Heading2"/>
-      </w:pPr>
-      <w:r>
-        <w:t xml:space="preserve">7. Term, renewal, and continuing certification</w:t>
-      </w:r>
-    </w:p>
-    <w:p>
-      <w:pPr>
-        <w:pStyle w:val="ListParagraph"/>
-        <w:numPr>
-          <w:ilvl w:val="0"/>
-          <w:numId w:val="2"/>
-        </w:numPr>
-        <w:spacing w:after="40"/>
-      </w:pPr>
-      <w:r>
-        <w:rPr>
-          <w:b/>
-          <w:bCs/>
-        </w:rPr>
-        <w:t xml:space="preserve">Initial appointment:</w:t>
-      </w:r>
-      <w:r>
-        <w:t xml:space="preserve"> two (2) years from approval, aligned with the MAS governance term.</w:t>
-      </w:r>
-    </w:p>
-    <w:p>
-      <w:pPr>
-        <w:pStyle w:val="ListParagraph"/>
-        <w:numPr>
-          <w:ilvl w:val="0"/>
-          <w:numId w:val="2"/>
-        </w:numPr>
-        <w:spacing w:after="40"/>
-      </w:pPr>
-      <w:r>
-        <w:rPr>
-          <w:b/>
-          <w:bCs/>
-        </w:rPr>
-        <w:t xml:space="preserve">Continuing certification (good standing)</w:t>
-      </w:r>
-      <w:r>
-        <w:t xml:space="preserve"> requires the holder to: conduct at least one</w:t>
-      </w:r>
-    </w:p>
-    <w:p>
-      <w:pPr>
-        <w:spacing w:after="120"/>
-      </w:pPr>
-      <w:r>
-        <w:t xml:space="preserve">  assessment per twelve-month period (or notify leave); attend the joint annual meeting;   maintain current </w:t>
-      </w:r>
-      <w:r>
-        <w:rPr>
-          <w:b/>
-          <w:bCs/>
-        </w:rPr>
-        <w:t xml:space="preserve">BADGES Instructor certification</w:t>
-      </w:r>
-      <w:r>
-        <w:t xml:space="preserve">; maintain current First Aid/CPR,   Bronze Medallion, or equivalent lifesaving certification; pass periodic audits by the   Chief Examiner; and complete any refresher modules issued by the Coaching Panel after   syllabus updates.</w:t>
-      </w:r>
-    </w:p>
-    <w:p>
-      <w:pPr>
-        <w:pStyle w:val="ListParagraph"/>
-        <w:numPr>
-          <w:ilvl w:val="0"/>
-          <w:numId w:val="2"/>
-        </w:numPr>
-        <w:spacing w:after="40"/>
-      </w:pPr>
-      <w:r>
-        <w:rPr>
-          <w:b/>
-          <w:bCs/>
-        </w:rPr>
-        <w:t xml:space="preserve">Renewal</w:t>
-      </w:r>
-      <w:r>
-        <w:t xml:space="preserve"> requires an active assessment record, satisfactory audits, annual-meeting</w:t>
-      </w:r>
-    </w:p>
-    <w:p>
-      <w:pPr>
-        <w:spacing w:after="120"/>
-      </w:pPr>
-      <w:r>
-        <w:t xml:space="preserve">  attendance, and current Instructor and lifesaving certification.</w:t>
-      </w:r>
-    </w:p>
-    <w:p>
-      <w:pPr>
-        <w:pStyle w:val="ListParagraph"/>
-        <w:numPr>
-          <w:ilvl w:val="0"/>
-          <w:numId w:val="2"/>
-        </w:numPr>
-        <w:spacing w:after="40"/>
-      </w:pPr>
-      <w:r>
-        <w:rPr>
-          <w:b/>
-          <w:bCs/>
-        </w:rPr>
-        <w:t xml:space="preserve">Inactivity</w:t>
-      </w:r>
-      <w:r>
-        <w:t xml:space="preserve"> (no assessments in 12 consecutive months without notified leave) triggers a</w:t>
-      </w:r>
-    </w:p>
-    <w:p>
-      <w:pPr>
-        <w:spacing w:after="120"/>
-      </w:pPr>
-      <w:r>
-        <w:t xml:space="preserve">  standing review. </w:t>
-      </w:r>
-      <w:r>
-        <w:rPr>
-          <w:b/>
-          <w:bCs/>
-        </w:rPr>
-        <w:t xml:space="preserve">Audit failure</w:t>
-      </w:r>
-      <w:r>
-        <w:t xml:space="preserve"> may lead to supervised assessment status, retraining at   the next course, or removal — at the Coaching Panel's discretion on the Chief Examiner's   recommendation with the Chairperson's endorsement.</w:t>
-      </w:r>
-    </w:p>
-    <w:p>
-      <w:pPr>
-        <w:pBdr>
-          <w:bottom w:val="single" w:color="1E2752" w:sz="6" w:space="1"/>
-        </w:pBdr>
-        <w:spacing w:after="120" w:before="60"/>
-      </w:pPr>
-    </w:p>
-    <w:p>
-      <w:pPr>
-        <w:pStyle w:val="Heading2"/>
-      </w:pPr>
-      <w:r>
-        <w:t xml:space="preserve">8. Fees</w:t>
-      </w:r>
-    </w:p>
-    <w:p>
-      <w:pPr>
-        <w:spacing w:after="120"/>
-      </w:pPr>
-      <w:r>
-        <w:t xml:space="preserve">The course registration fee and its partial-refund-on-pilot-completion incentive are set on the single national schedule and held in the </w:t>
-      </w:r>
-      <w:r>
-        <w:rPr>
-          <w:b/>
-          <w:bCs/>
-        </w:rPr>
-        <w:t xml:space="preserve">Portal fee schedule</w:t>
-      </w:r>
-      <w:r>
-        <w:t xml:space="preserve"> (seeded from Manual §16). Up to 50% of the registration fee is refundable once the examiner completes the pilot certification target; the non-refunded portion covers administration, materials, and certificate stock.</w:t>
-      </w:r>
-    </w:p>
-    <w:p>
-      <w:pPr>
-        <w:pBdr>
-          <w:bottom w:val="single" w:color="1E2752" w:sz="6" w:space="1"/>
-        </w:pBdr>
-        <w:spacing w:after="120" w:before="60"/>
-      </w:pPr>
-    </w:p>
-    <w:p>
-      <w:pPr>
-        <w:pStyle w:val="Heading2"/>
-      </w:pPr>
-      <w:r>
-        <w:t xml:space="preserve">9. Founding cohort calibration</w:t>
-      </w:r>
-    </w:p>
-    <w:p>
-      <w:pPr>
-        <w:spacing w:after="120"/>
-      </w:pPr>
-      <w:r>
-        <w:t xml:space="preserve">Because the founding cohort has no prior body of examiners to calibrate against, the inaugural course includes an </w:t>
-      </w:r>
-      <w:r>
-        <w:rPr>
-          <w:b/>
-          <w:bCs/>
-        </w:rPr>
-        <w:t xml:space="preserve">extended Module 8</w:t>
-      </w:r>
-      <w:r>
-        <w:t xml:space="preserve"> in which all candidates assess the same set of mock candidates. The Chief Examiner and Coaching Panel members present compare ratings to confirm inter-examiner consistency before approving the cohort. Any candidate whose ratings deviate substantially from consensus repeats Module 8 at the next intake before approval.</w:t>
-      </w:r>
-    </w:p>
-    <w:p>
-      <w:pPr>
-        <w:pBdr>
-          <w:bottom w:val="single" w:color="1E2752" w:sz="6" w:space="1"/>
-        </w:pBdr>
-        <w:spacing w:after="120" w:before="60"/>
-      </w:pPr>
-    </w:p>
-    <w:p>
-      <w:pPr>
-        <w:pStyle w:val="Heading2"/>
-      </w:pPr>
-      <w:r>
-        <w:t xml:space="preserve">10. On the BADGES Platform Portal</w:t>
-      </w:r>
-    </w:p>
-    <w:p>
-      <w:pPr>
-        <w:spacing w:after="120"/>
-      </w:pPr>
-      <w:r>
-        <w:t xml:space="preserve">The examiner's entire operational life runs through the Portal, which is why Portal competency is a certified outcome (Module 7), not an afterthought:</w:t>
-      </w:r>
-    </w:p>
-    <w:p>
-      <w:pPr>
-        <w:pStyle w:val="ListParagraph"/>
-        <w:numPr>
-          <w:ilvl w:val="0"/>
-          <w:numId w:val="2"/>
-        </w:numPr>
-        <w:spacing w:after="40"/>
-      </w:pPr>
-      <w:r>
-        <w:rPr>
-          <w:b/>
-          <w:bCs/>
-        </w:rPr>
-        <w:t xml:space="preserve">Application &amp; UID</w:t>
-      </w:r>
-      <w:r>
-        <w:t xml:space="preserve"> — the examiner application is submitted in the Portal; on</w:t>
-      </w:r>
-    </w:p>
-    <w:p>
-      <w:pPr>
-        <w:spacing w:after="120"/>
-      </w:pPr>
-      <w:r>
-        <w:t xml:space="preserve">  ratification the examiner role is granted and a UID auto-generated.</w:t>
-      </w:r>
-    </w:p>
-    <w:p>
-      <w:pPr>
-        <w:pStyle w:val="ListParagraph"/>
-        <w:numPr>
-          <w:ilvl w:val="0"/>
-          <w:numId w:val="2"/>
-        </w:numPr>
-        <w:spacing w:after="40"/>
-      </w:pPr>
-      <w:r>
-        <w:rPr>
-          <w:b/>
-          <w:bCs/>
-        </w:rPr>
-        <w:t xml:space="preserve">Session invitations</w:t>
-      </w:r>
-      <w:r>
-        <w:t xml:space="preserve"> — the examiner accepts or declines invitations; accepting assigns</w:t>
-      </w:r>
-    </w:p>
-    <w:p>
-      <w:pPr>
-        <w:spacing w:after="120"/>
-      </w:pPr>
-      <w:r>
-        <w:t xml:space="preserve">  the roster and makes those candidates gradeable by that examiner and no other.</w:t>
-      </w:r>
-    </w:p>
-    <w:p>
-      <w:pPr>
-        <w:pStyle w:val="ListParagraph"/>
-        <w:numPr>
-          <w:ilvl w:val="0"/>
-          <w:numId w:val="2"/>
-        </w:numPr>
-        <w:spacing w:after="40"/>
-      </w:pPr>
-      <w:r>
-        <w:rPr>
-          <w:b/>
-          <w:bCs/>
-        </w:rPr>
-        <w:t xml:space="preserve">Recording</w:t>
-      </w:r>
-      <w:r>
-        <w:t xml:space="preserve"> — Pass/Refer is recorded per candidate per level; a Refer carries reasons;</w:t>
-      </w:r>
-    </w:p>
-    <w:p>
-      <w:pPr>
-        <w:spacing w:after="120"/>
-      </w:pPr>
-      <w:r>
-        <w:t xml:space="preserve">  the COI trigger blocks any candidate the examiner instructed.</w:t>
-      </w:r>
-    </w:p>
-    <w:p>
-      <w:pPr>
-        <w:pStyle w:val="ListParagraph"/>
-        <w:numPr>
-          <w:ilvl w:val="0"/>
-          <w:numId w:val="2"/>
-        </w:numPr>
-        <w:spacing w:after="40"/>
-      </w:pPr>
-      <w:r>
-        <w:rPr>
-          <w:b/>
-          <w:bCs/>
-        </w:rPr>
-        <w:t xml:space="preserve">Certification</w:t>
-      </w:r>
-      <w:r>
-        <w:t xml:space="preserve"> — a recorded Pass auto-links to a serialized, append-only certificate;</w:t>
-      </w:r>
-    </w:p>
-    <w:p>
-      <w:pPr>
-        <w:spacing w:after="120"/>
-      </w:pPr>
-      <w:r>
-        <w:t xml:space="preserve">  verification is anonymized.</w:t>
-      </w:r>
-    </w:p>
-    <w:p>
-      <w:pPr>
-        <w:pBdr>
-          <w:bottom w:val="single" w:color="1E2752" w:sz="6" w:space="1"/>
-        </w:pBdr>
-        <w:spacing w:after="120" w:before="60"/>
-      </w:pPr>
-    </w:p>
-    <w:p>
-      <w:pPr>
-        <w:pStyle w:val="Heading2"/>
-      </w:pPr>
-      <w:r>
-        <w:t xml:space="preserve">Version control</w:t>
-      </w:r>
-    </w:p>
-    <w:tbl>
-      <w:tblPr>
-        <w:tblW w:type="dxa" w:w="9026"/>
-        <w:tblBorders>
-          <w:top w:val="single" w:color="auto" w:sz="4"/>
-          <w:left w:val="single" w:color="auto" w:sz="4"/>
-          <w:bottom w:val="single" w:color="auto" w:sz="4"/>
-          <w:right w:val="single" w:color="auto" w:sz="4"/>
-          <w:insideH w:val="single" w:color="auto" w:sz="4"/>
-          <w:insideV w:val="single" w:color="auto" w:sz="4"/>
-        </w:tblBorders>
-      </w:tblPr>
-      <w:tblGrid>
-        <w:gridCol w:w="4513"/>
-        <w:gridCol w:w="4513"/>
-      </w:tblGrid>
-      <w:tr>
-        <w:trPr>
-          <w:tblHeader/>
-        </w:trPr>
-        <w:tc>
-          <w:tcPr>
-            <w:tcW w:type="dxa" w:w="4513"/>
-            <w:tcBorders>
-              <w:top w:val="single" w:color="C7CEDD" w:sz="4"/>
-              <w:left w:val="single" w:color="C7CEDD" w:sz="4"/>
-              <w:bottom w:val="single" w:color="C7CEDD" w:sz="4"/>
-              <w:right w:val="single" w:color="C7CEDD" w:sz="4"/>
-            </w:tcBorders>
-            <w:shd w:fill="1E2752" w:val="clear"/>
+            <w:shd w:fill="FFFFFF" w:val="clear"/>
             <w:tcMar>
               <w:top w:type="dxa" w:w="60"/>
               <w:left w:type="dxa" w:w="110"/>
@@ -3078,24 +2139,23 @@
               <w:rPr>
                 <w:b/>
                 <w:bCs/>
-                <w:color w:val="FFFFFF"/>
-                <w:sz w:val="19"/>
-                <w:szCs w:val="19"/>
-              </w:rPr>
-              <w:t xml:space="preserve">Field</w:t>
-            </w:r>
-          </w:p>
-        </w:tc>
-        <w:tc>
-          <w:tcPr>
-            <w:tcW w:type="dxa" w:w="4513"/>
-            <w:tcBorders>
-              <w:top w:val="single" w:color="C7CEDD" w:sz="4"/>
-              <w:left w:val="single" w:color="C7CEDD" w:sz="4"/>
-              <w:bottom w:val="single" w:color="C7CEDD" w:sz="4"/>
-              <w:right w:val="single" w:color="C7CEDD" w:sz="4"/>
-            </w:tcBorders>
-            <w:shd w:fill="1E2752" w:val="clear"/>
+                <w:sz w:val="19"/>
+                <w:szCs w:val="19"/>
+              </w:rPr>
+              <w:t>8</w:t>
+            </w:r>
+          </w:p>
+        </w:tc>
+        <w:tc>
+          <w:tcPr>
+            <w:tcW w:type="dxa" w:w="1805"/>
+            <w:tcBorders>
+              <w:top w:val="single" w:color="C7CEDD" w:sz="4"/>
+              <w:left w:val="single" w:color="C7CEDD" w:sz="4"/>
+              <w:bottom w:val="single" w:color="C7CEDD" w:sz="4"/>
+              <w:right w:val="single" w:color="C7CEDD" w:sz="4"/>
+            </w:tcBorders>
+            <w:shd w:fill="FFFFFF" w:val="clear"/>
             <w:tcMar>
               <w:top w:type="dxa" w:w="60"/>
               <w:left w:type="dxa" w:w="110"/>
@@ -3112,11 +2172,116 @@
               <w:rPr>
                 <w:b/>
                 <w:bCs/>
-                <w:color w:val="FFFFFF"/>
-                <w:sz w:val="19"/>
-                <w:szCs w:val="19"/>
-              </w:rPr>
-              <w:t xml:space="preserve">Value</w:t>
+                <w:sz w:val="19"/>
+                <w:szCs w:val="19"/>
+              </w:rPr>
+              <w:t xml:space="preserve">BADGES Portal for Examiners</w:t>
+            </w:r>
+          </w:p>
+        </w:tc>
+        <w:tc>
+          <w:tcPr>
+            <w:tcW w:type="dxa" w:w="1805"/>
+            <w:tcBorders>
+              <w:top w:val="single" w:color="C7CEDD" w:sz="4"/>
+              <w:left w:val="single" w:color="C7CEDD" w:sz="4"/>
+              <w:bottom w:val="single" w:color="C7CEDD" w:sz="4"/>
+              <w:right w:val="single" w:color="C7CEDD" w:sz="4"/>
+            </w:tcBorders>
+            <w:shd w:fill="FFFFFF" w:val="clear"/>
+            <w:tcMar>
+              <w:top w:type="dxa" w:w="60"/>
+              <w:left w:type="dxa" w:w="110"/>
+              <w:bottom w:type="dxa" w:w="60"/>
+              <w:right w:type="dxa" w:w="110"/>
+            </w:tcMar>
+            <w:vAlign w:val="center"/>
+          </w:tcPr>
+          <w:p>
+            <w:pPr>
+              <w:spacing w:after="0" w:before="0"/>
+            </w:pPr>
+            <w:r>
+              <w:rPr>
+                <w:b/>
+                <w:bCs/>
+                <w:sz w:val="19"/>
+                <w:szCs w:val="19"/>
+              </w:rPr>
+              <w:t xml:space="preserve">1.0</w:t>
+            </w:r>
+          </w:p>
+        </w:tc>
+        <w:tc>
+          <w:tcPr>
+            <w:tcW w:type="dxa" w:w="1805"/>
+            <w:tcBorders>
+              <w:top w:val="single" w:color="C7CEDD" w:sz="4"/>
+              <w:left w:val="single" w:color="C7CEDD" w:sz="4"/>
+              <w:bottom w:val="single" w:color="C7CEDD" w:sz="4"/>
+              <w:right w:val="single" w:color="C7CEDD" w:sz="4"/>
+            </w:tcBorders>
+            <w:shd w:fill="FFFFFF" w:val="clear"/>
+            <w:tcMar>
+              <w:top w:type="dxa" w:w="60"/>
+              <w:left w:type="dxa" w:w="110"/>
+              <w:bottom w:type="dxa" w:w="60"/>
+              <w:right w:type="dxa" w:w="110"/>
+            </w:tcMar>
+            <w:vAlign w:val="center"/>
+          </w:tcPr>
+          <w:p>
+            <w:pPr>
+              <w:spacing w:after="0" w:before="0"/>
+            </w:pPr>
+            <w:r>
+              <w:rPr>
+                <w:b/>
+                <w:bCs/>
+                <w:sz w:val="19"/>
+                <w:szCs w:val="19"/>
+              </w:rPr>
+              <w:t xml:space="preserve">Hands-on</w:t>
+            </w:r>
+          </w:p>
+        </w:tc>
+        <w:tc>
+          <w:tcPr>
+            <w:tcW w:type="dxa" w:w="1806"/>
+            <w:tcBorders>
+              <w:top w:val="single" w:color="C7CEDD" w:sz="4"/>
+              <w:left w:val="single" w:color="C7CEDD" w:sz="4"/>
+              <w:bottom w:val="single" w:color="C7CEDD" w:sz="4"/>
+              <w:right w:val="single" w:color="C7CEDD" w:sz="4"/>
+            </w:tcBorders>
+            <w:shd w:fill="FFFFFF" w:val="clear"/>
+            <w:tcMar>
+              <w:top w:type="dxa" w:w="60"/>
+              <w:left w:type="dxa" w:w="110"/>
+              <w:bottom w:type="dxa" w:w="60"/>
+              <w:right w:type="dxa" w:w="110"/>
+            </w:tcMar>
+            <w:vAlign w:val="center"/>
+          </w:tcPr>
+          <w:p>
+            <w:pPr>
+              <w:spacing w:after="0" w:before="0"/>
+            </w:pPr>
+            <w:r>
+              <w:rPr>
+                <w:b/>
+                <w:bCs/>
+                <w:sz w:val="19"/>
+                <w:szCs w:val="19"/>
+              </w:rPr>
+              <w:t xml:space="preserve">NEW.</w:t>
+            </w:r>
+            <w:r>
+              <w:rPr>
+                <w:sz w:val="19"/>
+                <w:szCs w:val="19"/>
+              </w:rPr>
+              <w:t xml:space="preserve"> Accepting session invitations; reading the assigned roster; recording Pass/Refer; how recording triggers pass-gated certificate issuance; what the examiner can and cannot see; the COI block in practice.</w:t>
             </w:r>
           </w:p>
         </w:tc>
@@ -3127,74 +2292,7 @@
         </w:trPr>
         <w:tc>
           <w:tcPr>
-            <w:tcW w:type="dxa" w:w="4513"/>
-            <w:tcBorders>
-              <w:top w:val="single" w:color="C7CEDD" w:sz="4"/>
-              <w:left w:val="single" w:color="C7CEDD" w:sz="4"/>
-              <w:bottom w:val="single" w:color="C7CEDD" w:sz="4"/>
-              <w:right w:val="single" w:color="C7CEDD" w:sz="4"/>
-            </w:tcBorders>
-            <w:shd w:fill="FFFFFF" w:val="clear"/>
-            <w:tcMar>
-              <w:top w:type="dxa" w:w="60"/>
-              <w:left w:type="dxa" w:w="110"/>
-              <w:bottom w:type="dxa" w:w="60"/>
-              <w:right w:type="dxa" w:w="110"/>
-            </w:tcMar>
-            <w:vAlign w:val="center"/>
-          </w:tcPr>
-          <w:p>
-            <w:pPr>
-              <w:spacing w:after="0" w:before="0"/>
-            </w:pPr>
-            <w:r>
-              <w:rPr>
-                <w:sz w:val="19"/>
-                <w:szCs w:val="19"/>
-              </w:rPr>
-              <w:t xml:space="preserve">Document</w:t>
-            </w:r>
-          </w:p>
-        </w:tc>
-        <w:tc>
-          <w:tcPr>
-            <w:tcW w:type="dxa" w:w="4513"/>
-            <w:tcBorders>
-              <w:top w:val="single" w:color="C7CEDD" w:sz="4"/>
-              <w:left w:val="single" w:color="C7CEDD" w:sz="4"/>
-              <w:bottom w:val="single" w:color="C7CEDD" w:sz="4"/>
-              <w:right w:val="single" w:color="C7CEDD" w:sz="4"/>
-            </w:tcBorders>
-            <w:shd w:fill="FFFFFF" w:val="clear"/>
-            <w:tcMar>
-              <w:top w:type="dxa" w:w="60"/>
-              <w:left w:type="dxa" w:w="110"/>
-              <w:bottom w:type="dxa" w:w="60"/>
-              <w:right w:type="dxa" w:w="110"/>
-            </w:tcMar>
-            <w:vAlign w:val="center"/>
-          </w:tcPr>
-          <w:p>
-            <w:pPr>
-              <w:spacing w:after="0" w:before="0"/>
-            </w:pPr>
-            <w:r>
-              <w:rPr>
-                <w:sz w:val="19"/>
-                <w:szCs w:val="19"/>
-              </w:rPr>
-              <w:t xml:space="preserve">BADGES Examiner Certification Course Guide</w:t>
-            </w:r>
-          </w:p>
-        </w:tc>
-      </w:tr>
-      <w:tr>
-        <w:trPr>
-          <w:tblHeader w:val="false"/>
-        </w:trPr>
-        <w:tc>
-          <w:tcPr>
-            <w:tcW w:type="dxa" w:w="4513"/>
+            <w:tcW w:type="dxa" w:w="1805"/>
             <w:tcBorders>
               <w:top w:val="single" w:color="C7CEDD" w:sz="4"/>
               <w:left w:val="single" w:color="C7CEDD" w:sz="4"/>
@@ -3219,13 +2317,13 @@
                 <w:sz w:val="19"/>
                 <w:szCs w:val="19"/>
               </w:rPr>
-              <w:t xml:space="preserve">Edition</w:t>
-            </w:r>
-          </w:p>
-        </w:tc>
-        <w:tc>
-          <w:tcPr>
-            <w:tcW w:type="dxa" w:w="4513"/>
+              <w:t>9</w:t>
+            </w:r>
+          </w:p>
+        </w:tc>
+        <w:tc>
+          <w:tcPr>
+            <w:tcW w:type="dxa" w:w="1805"/>
             <w:tcBorders>
               <w:top w:val="single" w:color="C7CEDD" w:sz="4"/>
               <w:left w:val="single" w:color="C7CEDD" w:sz="4"/>
@@ -3250,85 +2348,13 @@
                 <w:sz w:val="19"/>
                 <w:szCs w:val="19"/>
               </w:rPr>
-              <w:t xml:space="preserve">1.1 (supersedes 1.0)</w:t>
-            </w:r>
-          </w:p>
-        </w:tc>
-      </w:tr>
-      <w:tr>
-        <w:trPr>
-          <w:tblHeader w:val="false"/>
-        </w:trPr>
-        <w:tc>
-          <w:tcPr>
-            <w:tcW w:type="dxa" w:w="4513"/>
-            <w:tcBorders>
-              <w:top w:val="single" w:color="C7CEDD" w:sz="4"/>
-              <w:left w:val="single" w:color="C7CEDD" w:sz="4"/>
-              <w:bottom w:val="single" w:color="C7CEDD" w:sz="4"/>
-              <w:right w:val="single" w:color="C7CEDD" w:sz="4"/>
-            </w:tcBorders>
-            <w:shd w:fill="FFFFFF" w:val="clear"/>
-            <w:tcMar>
-              <w:top w:type="dxa" w:w="60"/>
-              <w:left w:type="dxa" w:w="110"/>
-              <w:bottom w:type="dxa" w:w="60"/>
-              <w:right w:type="dxa" w:w="110"/>
-            </w:tcMar>
-            <w:vAlign w:val="center"/>
-          </w:tcPr>
-          <w:p>
-            <w:pPr>
-              <w:spacing w:after="0" w:before="0"/>
-            </w:pPr>
-            <w:r>
-              <w:rPr>
-                <w:sz w:val="19"/>
-                <w:szCs w:val="19"/>
-              </w:rPr>
-              <w:t xml:space="preserve">Delivered by</w:t>
-            </w:r>
-          </w:p>
-        </w:tc>
-        <w:tc>
-          <w:tcPr>
-            <w:tcW w:type="dxa" w:w="4513"/>
-            <w:tcBorders>
-              <w:top w:val="single" w:color="C7CEDD" w:sz="4"/>
-              <w:left w:val="single" w:color="C7CEDD" w:sz="4"/>
-              <w:bottom w:val="single" w:color="C7CEDD" w:sz="4"/>
-              <w:right w:val="single" w:color="C7CEDD" w:sz="4"/>
-            </w:tcBorders>
-            <w:shd w:fill="FFFFFF" w:val="clear"/>
-            <w:tcMar>
-              <w:top w:type="dxa" w:w="60"/>
-              <w:left w:type="dxa" w:w="110"/>
-              <w:bottom w:type="dxa" w:w="60"/>
-              <w:right w:type="dxa" w:w="110"/>
-            </w:tcMar>
-            <w:vAlign w:val="center"/>
-          </w:tcPr>
-          <w:p>
-            <w:pPr>
-              <w:spacing w:after="0" w:before="0"/>
-            </w:pPr>
-            <w:r>
-              <w:rPr>
-                <w:sz w:val="19"/>
-                <w:szCs w:val="19"/>
-              </w:rPr>
-              <w:t xml:space="preserve">BADGES System Master Trainer — Mr. Melvin Chua (both streams), with the Chief Examiner</w:t>
-            </w:r>
-          </w:p>
-        </w:tc>
-      </w:tr>
-      <w:tr>
-        <w:trPr>
-          <w:tblHeader w:val="false"/>
-        </w:trPr>
-        <w:tc>
-          <w:tcPr>
-            <w:tcW w:type="dxa" w:w="4513"/>
+              <w:t xml:space="preserve">Practical Independent Assessment</w:t>
+            </w:r>
+          </w:p>
+        </w:tc>
+        <w:tc>
+          <w:tcPr>
+            <w:tcW w:type="dxa" w:w="1805"/>
             <w:tcBorders>
               <w:top w:val="single" w:color="C7CEDD" w:sz="4"/>
               <w:left w:val="single" w:color="C7CEDD" w:sz="4"/>
@@ -3353,13 +2379,13 @@
                 <w:sz w:val="19"/>
                 <w:szCs w:val="19"/>
               </w:rPr>
-              <w:t xml:space="preserve">Syllabus custody</w:t>
-            </w:r>
-          </w:p>
-        </w:tc>
-        <w:tc>
-          <w:tcPr>
-            <w:tcW w:type="dxa" w:w="4513"/>
+              <w:t xml:space="preserve">3.0</w:t>
+            </w:r>
+          </w:p>
+        </w:tc>
+        <w:tc>
+          <w:tcPr>
+            <w:tcW w:type="dxa" w:w="1805"/>
             <w:tcBorders>
               <w:top w:val="single" w:color="C7CEDD" w:sz="4"/>
               <w:left w:val="single" w:color="C7CEDD" w:sz="4"/>
@@ -3384,85 +2410,13 @@
                 <w:sz w:val="19"/>
                 <w:szCs w:val="19"/>
               </w:rPr>
-              <w:t xml:space="preserve">Chief Examiner + Coaching Panel</w:t>
-            </w:r>
-          </w:p>
-        </w:tc>
-      </w:tr>
-      <w:tr>
-        <w:trPr>
-          <w:tblHeader w:val="false"/>
-        </w:trPr>
-        <w:tc>
-          <w:tcPr>
-            <w:tcW w:type="dxa" w:w="4513"/>
-            <w:tcBorders>
-              <w:top w:val="single" w:color="C7CEDD" w:sz="4"/>
-              <w:left w:val="single" w:color="C7CEDD" w:sz="4"/>
-              <w:bottom w:val="single" w:color="C7CEDD" w:sz="4"/>
-              <w:right w:val="single" w:color="C7CEDD" w:sz="4"/>
-            </w:tcBorders>
-            <w:shd w:fill="FFFFFF" w:val="clear"/>
-            <w:tcMar>
-              <w:top w:type="dxa" w:w="60"/>
-              <w:left w:type="dxa" w:w="110"/>
-              <w:bottom w:type="dxa" w:w="60"/>
-              <w:right w:type="dxa" w:w="110"/>
-            </w:tcMar>
-            <w:vAlign w:val="center"/>
-          </w:tcPr>
-          <w:p>
-            <w:pPr>
-              <w:spacing w:after="0" w:before="0"/>
-            </w:pPr>
-            <w:r>
-              <w:rPr>
-                <w:sz w:val="19"/>
-                <w:szCs w:val="19"/>
-              </w:rPr>
-              <w:t xml:space="preserve">Trains to</w:t>
-            </w:r>
-          </w:p>
-        </w:tc>
-        <w:tc>
-          <w:tcPr>
-            <w:tcW w:type="dxa" w:w="4513"/>
-            <w:tcBorders>
-              <w:top w:val="single" w:color="C7CEDD" w:sz="4"/>
-              <w:left w:val="single" w:color="C7CEDD" w:sz="4"/>
-              <w:bottom w:val="single" w:color="C7CEDD" w:sz="4"/>
-              <w:right w:val="single" w:color="C7CEDD" w:sz="4"/>
-            </w:tcBorders>
-            <w:shd w:fill="FFFFFF" w:val="clear"/>
-            <w:tcMar>
-              <w:top w:type="dxa" w:w="60"/>
-              <w:left w:type="dxa" w:w="110"/>
-              <w:bottom w:type="dxa" w:w="60"/>
-              <w:right w:type="dxa" w:w="110"/>
-            </w:tcMar>
-            <w:vAlign w:val="center"/>
-          </w:tcPr>
-          <w:p>
-            <w:pPr>
-              <w:spacing w:after="0" w:before="0"/>
-            </w:pPr>
-            <w:r>
-              <w:rPr>
-                <w:sz w:val="19"/>
-                <w:szCs w:val="19"/>
-              </w:rPr>
-              <w:t xml:space="preserve">Assessment System Handbook (doctrine) · 7-Level Syllabus (standard)</w:t>
-            </w:r>
-          </w:p>
-        </w:tc>
-      </w:tr>
-      <w:tr>
-        <w:trPr>
-          <w:tblHeader w:val="false"/>
-        </w:trPr>
-        <w:tc>
-          <w:tcPr>
-            <w:tcW w:type="dxa" w:w="4513"/>
+              <w:t xml:space="preserve">Pool</w:t>
+            </w:r>
+          </w:p>
+        </w:tc>
+        <w:tc>
+          <w:tcPr>
+            <w:tcW w:type="dxa" w:w="1806"/>
             <w:tcBorders>
               <w:top w:val="single" w:color="C7CEDD" w:sz="4"/>
               <w:left w:val="single" w:color="C7CEDD" w:sz="4"/>
@@ -3487,105 +2441,7 @@
                 <w:sz w:val="19"/>
                 <w:szCs w:val="19"/>
               </w:rPr>
-              <w:t xml:space="preserve">Prerequisite</w:t>
-            </w:r>
-          </w:p>
-        </w:tc>
-        <w:tc>
-          <w:tcPr>
-            <w:tcW w:type="dxa" w:w="4513"/>
-            <w:tcBorders>
-              <w:top w:val="single" w:color="C7CEDD" w:sz="4"/>
-              <w:left w:val="single" w:color="C7CEDD" w:sz="4"/>
-              <w:bottom w:val="single" w:color="C7CEDD" w:sz="4"/>
-              <w:right w:val="single" w:color="C7CEDD" w:sz="4"/>
-            </w:tcBorders>
-            <w:shd w:fill="F2F4F8" w:val="clear"/>
-            <w:tcMar>
-              <w:top w:type="dxa" w:w="60"/>
-              <w:left w:type="dxa" w:w="110"/>
-              <w:bottom w:type="dxa" w:w="60"/>
-              <w:right w:type="dxa" w:w="110"/>
-            </w:tcMar>
-            <w:vAlign w:val="center"/>
-          </w:tcPr>
-          <w:p>
-            <w:pPr>
-              <w:spacing w:after="0" w:before="0"/>
-            </w:pPr>
-            <w:r>
-              <w:rPr>
-                <w:sz w:val="19"/>
-                <w:szCs w:val="19"/>
-              </w:rPr>
-              <w:t xml:space="preserve">A current BADGES Instructor certification (founding exception OD-1a)</w:t>
-            </w:r>
-          </w:p>
-        </w:tc>
-      </w:tr>
-      <w:tr>
-        <w:trPr>
-          <w:tblHeader w:val="false"/>
-        </w:trPr>
-        <w:tc>
-          <w:tcPr>
-            <w:tcW w:type="dxa" w:w="4513"/>
-            <w:tcBorders>
-              <w:top w:val="single" w:color="C7CEDD" w:sz="4"/>
-              <w:left w:val="single" w:color="C7CEDD" w:sz="4"/>
-              <w:bottom w:val="single" w:color="C7CEDD" w:sz="4"/>
-              <w:right w:val="single" w:color="C7CEDD" w:sz="4"/>
-            </w:tcBorders>
-            <w:shd w:fill="FFFFFF" w:val="clear"/>
-            <w:tcMar>
-              <w:top w:type="dxa" w:w="60"/>
-              <w:left w:type="dxa" w:w="110"/>
-              <w:bottom w:type="dxa" w:w="60"/>
-              <w:right w:type="dxa" w:w="110"/>
-            </w:tcMar>
-            <w:vAlign w:val="center"/>
-          </w:tcPr>
-          <w:p>
-            <w:pPr>
-              <w:spacing w:after="0" w:before="0"/>
-            </w:pPr>
-            <w:r>
-              <w:rPr>
-                <w:sz w:val="19"/>
-                <w:szCs w:val="19"/>
-              </w:rPr>
-              <w:t xml:space="preserve">Resolved</w:t>
-            </w:r>
-          </w:p>
-        </w:tc>
-        <w:tc>
-          <w:tcPr>
-            <w:tcW w:type="dxa" w:w="4513"/>
-            <w:tcBorders>
-              <w:top w:val="single" w:color="C7CEDD" w:sz="4"/>
-              <w:left w:val="single" w:color="C7CEDD" w:sz="4"/>
-              <w:bottom w:val="single" w:color="C7CEDD" w:sz="4"/>
-              <w:right w:val="single" w:color="C7CEDD" w:sz="4"/>
-            </w:tcBorders>
-            <w:shd w:fill="FFFFFF" w:val="clear"/>
-            <w:tcMar>
-              <w:top w:type="dxa" w:w="60"/>
-              <w:left w:type="dxa" w:w="110"/>
-              <w:bottom w:type="dxa" w:w="60"/>
-              <w:right w:type="dxa" w:w="110"/>
-            </w:tcMar>
-            <w:vAlign w:val="center"/>
-          </w:tcPr>
-          <w:p>
-            <w:pPr>
-              <w:spacing w:after="0" w:before="0"/>
-            </w:pPr>
-            <w:r>
-              <w:rPr>
-                <w:sz w:val="19"/>
-                <w:szCs w:val="19"/>
-              </w:rPr>
-              <w:t xml:space="preserve">OD-1 (prerequisite lineage) · OD-1a (founding exception) · OD-2 (unified Master Trainer)</w:t>
+              <w:t>Each candidate runs a real mock assessment under observation (on deck) by the Master Trainer. Direct feedback; final approval recommendation. Uses the M9 Group Mock Session Plan (F-EXM-04) and the Poolside Calibration Sheets (F-EXM-05/06).</w:t>
             </w:r>
           </w:p>
         </w:tc>
@@ -3595,6 +2451,554 @@
       <w:pPr>
         <w:spacing w:after="120"/>
       </w:pPr>
+    </w:p>
+    <w:p>
+      <w:pPr>
+        <w:spacing w:after="120"/>
+      </w:pPr>
+      <w:r>
+        <w:rPr>
+          <w:i/>
+          <w:iCs/>
+        </w:rPr>
+        <w:t>Approx. 14.5 hours of contact, across two to three days. (Module 8 is the architecture-mandated Portal-competency addition; the original Appendix C numbering of the practical as Module 8 becomes Module 9.)</w:t>
+      </w:r>
+    </w:p>
+    <w:p>
+      <w:pPr>
+        <w:spacing w:after="120"/>
+      </w:pPr>
+      <w:r>
+        <w:rPr>
+          <w:b/>
+          <w:bCs/>
+        </w:rPr>
+        <w:t xml:space="preserve">Indicative day plan.</w:t>
+      </w:r>
+      <w:r>
+        <w:t xml:space="preserve"> Day 1 — Modules 1–5. Day 2 — Modules 6–8 (conduct, code, and the Portal). Day 3 — Module 9 independent practical assessment, final review, approval recommendations.</w:t>
+      </w:r>
+    </w:p>
+    <w:p>
+      <w:pPr>
+        <w:pBdr>
+          <w:bottom w:val="single" w:color="1E2752" w:sz="6" w:space="1"/>
+        </w:pBdr>
+        <w:spacing w:after="120" w:before="60"/>
+      </w:pPr>
+    </w:p>
+    <w:p>
+      <w:pPr>
+        <w:pStyle w:val="Heading2"/>
+      </w:pPr>
+      <w:r>
+        <w:t xml:space="preserve">6. Assessment and pass requirements</w:t>
+      </w:r>
+    </w:p>
+    <w:p>
+      <w:pPr>
+        <w:spacing w:after="120"/>
+      </w:pPr>
+      <w:r>
+        <w:t xml:space="preserve">To be approved as a MAS Certified Examiner, a candidate must:</w:t>
+      </w:r>
+    </w:p>
+    <w:p>
+      <w:pPr>
+        <w:pStyle w:val="ListParagraph"/>
+        <w:numPr>
+          <w:ilvl w:val="0"/>
+          <w:numId w:val="2"/>
+        </w:numPr>
+        <w:spacing w:after="40"/>
+      </w:pPr>
+      <w:r>
+        <w:rPr>
+          <w:b/>
+          <w:bCs/>
+        </w:rPr>
+        <w:t xml:space="preserve">Attend every module in full.</w:t>
+      </w:r>
+      <w:r>
+        <w:t xml:space="preserve"> Partial attendance is not accepted.</w:t>
+      </w:r>
+    </w:p>
+    <w:p>
+      <w:pPr>
+        <w:pStyle w:val="ListParagraph"/>
+        <w:numPr>
+          <w:ilvl w:val="0"/>
+          <w:numId w:val="2"/>
+        </w:numPr>
+        <w:spacing w:after="40"/>
+      </w:pPr>
+      <w:r>
+        <w:rPr>
+          <w:b/>
+          <w:bCs/>
+        </w:rPr>
+        <w:t xml:space="preserve">Pass the theory assessment</w:t>
+      </w:r>
+      <w:r>
+        <w:t xml:space="preserve"> — the BADGES onboarding quiz: </w:t>
+      </w:r>
+      <w:r>
+        <w:rPr>
+          <w:b/>
+          <w:bCs/>
+        </w:rPr>
+        <w:t xml:space="preserve">a random draw from the examiner question pool</w:t>
+      </w:r>
+      <w:r>
+        <w:t xml:space="preserve"> (parameters per Manual Appendix F); unlimited retakes; correct answers shown after submission. This same quiz gates Portal onboarding.</w:t>
+      </w:r>
+    </w:p>
+    <w:p>
+      <w:pPr>
+        <w:pStyle w:val="ListParagraph"/>
+        <w:numPr>
+          <w:ilvl w:val="0"/>
+          <w:numId w:val="2"/>
+        </w:numPr>
+        <w:spacing w:after="40"/>
+      </w:pPr>
+      <w:r>
+        <w:rPr>
+          <w:b/>
+          <w:bCs/>
+        </w:rPr>
+        <w:t xml:space="preserve">Demonstrate Portal competency</w:t>
+      </w:r>
+      <w:r>
+        <w:t xml:space="preserve"> in Module 8 — record a complete mock session correctly,</w:t>
+      </w:r>
+    </w:p>
+    <w:p>
+      <w:pPr>
+        <w:spacing w:after="120"/>
+      </w:pPr>
+      <w:r>
+        <w:t xml:space="preserve">  including a Refer with reasons and a triggered certificate issuance.</w:t>
+      </w:r>
+    </w:p>
+    <w:p>
+      <w:pPr>
+        <w:pStyle w:val="ListParagraph"/>
+        <w:numPr>
+          <w:ilvl w:val="0"/>
+          <w:numId w:val="2"/>
+        </w:numPr>
+        <w:spacing w:after="40"/>
+      </w:pPr>
+      <w:r>
+        <w:rPr>
+          <w:b/>
+          <w:bCs/>
+        </w:rPr>
+        <w:t xml:space="preserve">Achieve Competent or above</w:t>
+      </w:r>
+      <w:r>
+        <w:t xml:space="preserve"> on the practical assessment in Module 9, as judged by the</w:t>
+      </w:r>
+    </w:p>
+    <w:p>
+      <w:pPr>
+        <w:spacing w:after="120"/>
+      </w:pPr>
+      <w:r>
+        <w:t xml:space="preserve">  Master Trainer or designated workshop leader.</w:t>
+      </w:r>
+    </w:p>
+    <w:p>
+      <w:pPr>
+        <w:pStyle w:val="ListParagraph"/>
+        <w:numPr>
+          <w:ilvl w:val="0"/>
+          <w:numId w:val="2"/>
+        </w:numPr>
+        <w:spacing w:after="40"/>
+      </w:pPr>
+      <w:r>
+        <w:rPr>
+          <w:b/>
+          <w:bCs/>
+        </w:rPr>
+        <w:t xml:space="preserve">Sign the Examiner Code of Conduct.</w:t>
+      </w:r>
+    </w:p>
+    <w:p>
+      <w:pPr>
+        <w:pStyle w:val="ListParagraph"/>
+        <w:numPr>
+          <w:ilvl w:val="0"/>
+          <w:numId w:val="2"/>
+        </w:numPr>
+        <w:spacing w:after="40"/>
+      </w:pPr>
+      <w:r>
+        <w:rPr>
+          <w:b/>
+          <w:bCs/>
+        </w:rPr>
+        <w:t xml:space="preserve">Receive Coaching Panel ratification</w:t>
+      </w:r>
+      <w:r>
+        <w:t xml:space="preserve"> on the Chief Examiner's recommendation and the</w:t>
+      </w:r>
+    </w:p>
+    <w:p>
+      <w:pPr>
+        <w:spacing w:after="120"/>
+      </w:pPr>
+      <w:r>
+        <w:t xml:space="preserve">  Chairperson's endorsement.</w:t>
+      </w:r>
+    </w:p>
+    <w:p>
+      <w:pPr>
+        <w:pBdr>
+          <w:bottom w:val="single" w:color="1E2752" w:sz="6" w:space="1"/>
+        </w:pBdr>
+        <w:spacing w:after="120" w:before="60"/>
+      </w:pPr>
+    </w:p>
+    <w:p>
+      <w:pPr>
+        <w:pStyle w:val="Heading2"/>
+      </w:pPr>
+      <w:r>
+        <w:t xml:space="preserve">7. Term, renewal, and continuing certification</w:t>
+      </w:r>
+    </w:p>
+    <w:p>
+      <w:pPr>
+        <w:pStyle w:val="ListParagraph"/>
+        <w:numPr>
+          <w:ilvl w:val="0"/>
+          <w:numId w:val="2"/>
+        </w:numPr>
+        <w:spacing w:after="40"/>
+      </w:pPr>
+      <w:r>
+        <w:rPr>
+          <w:b/>
+          <w:bCs/>
+        </w:rPr>
+        <w:t xml:space="preserve">Initial appointment:</w:t>
+      </w:r>
+      <w:r>
+        <w:t xml:space="preserve"> two (2) years from approval, aligned with the MAS governance term.</w:t>
+      </w:r>
+    </w:p>
+    <w:p>
+      <w:pPr>
+        <w:pStyle w:val="ListParagraph"/>
+        <w:numPr>
+          <w:ilvl w:val="0"/>
+          <w:numId w:val="2"/>
+        </w:numPr>
+        <w:spacing w:after="40"/>
+      </w:pPr>
+      <w:r>
+        <w:rPr>
+          <w:b/>
+          <w:bCs/>
+        </w:rPr>
+        <w:t xml:space="preserve">Continuing certification (good standing)</w:t>
+      </w:r>
+      <w:r>
+        <w:t xml:space="preserve"> requires the holder to: conduct at least one</w:t>
+      </w:r>
+    </w:p>
+    <w:p>
+      <w:pPr>
+        <w:spacing w:after="120"/>
+      </w:pPr>
+      <w:r>
+        <w:t xml:space="preserve">  assessment per twelve-month period (or notify leave); attend the joint annual meeting;   maintain current </w:t>
+      </w:r>
+      <w:r>
+        <w:rPr>
+          <w:b/>
+          <w:bCs/>
+        </w:rPr>
+        <w:t xml:space="preserve">BADGES Instructor certification</w:t>
+      </w:r>
+      <w:r>
+        <w:t xml:space="preserve">; maintain current First Aid/CPR,   Bronze Medallion, or equivalent lifesaving certification; pass periodic audits by the   Chief Examiner; and complete any refresher modules issued by the Coaching Panel after   syllabus updates.</w:t>
+      </w:r>
+    </w:p>
+    <w:p>
+      <w:pPr>
+        <w:pStyle w:val="ListParagraph"/>
+        <w:numPr>
+          <w:ilvl w:val="0"/>
+          <w:numId w:val="2"/>
+        </w:numPr>
+        <w:spacing w:after="40"/>
+      </w:pPr>
+      <w:r>
+        <w:rPr>
+          <w:b/>
+          <w:bCs/>
+        </w:rPr>
+        <w:t xml:space="preserve">Renewal</w:t>
+      </w:r>
+      <w:r>
+        <w:t xml:space="preserve"> requires an active assessment record, satisfactory audits, annual-meeting</w:t>
+      </w:r>
+    </w:p>
+    <w:p>
+      <w:pPr>
+        <w:spacing w:after="120"/>
+      </w:pPr>
+      <w:r>
+        <w:t xml:space="preserve">  attendance, and current Instructor and lifesaving certification.</w:t>
+      </w:r>
+    </w:p>
+    <w:p>
+      <w:pPr>
+        <w:pStyle w:val="ListParagraph"/>
+        <w:numPr>
+          <w:ilvl w:val="0"/>
+          <w:numId w:val="2"/>
+        </w:numPr>
+        <w:spacing w:after="40"/>
+      </w:pPr>
+      <w:r>
+        <w:rPr>
+          <w:b/>
+          <w:bCs/>
+        </w:rPr>
+        <w:t xml:space="preserve">Inactivity</w:t>
+      </w:r>
+      <w:r>
+        <w:t xml:space="preserve"> (no assessments in 12 consecutive months without notified leave) triggers a</w:t>
+      </w:r>
+    </w:p>
+    <w:p>
+      <w:pPr>
+        <w:spacing w:after="120"/>
+      </w:pPr>
+      <w:r>
+        <w:t xml:space="preserve">  standing review. </w:t>
+      </w:r>
+      <w:r>
+        <w:rPr>
+          <w:b/>
+          <w:bCs/>
+        </w:rPr>
+        <w:t xml:space="preserve">Audit failure</w:t>
+      </w:r>
+      <w:r>
+        <w:t xml:space="preserve"> may lead to supervised assessment status, retraining at   the next course, or removal — at the Coaching Panel's discretion on the Chief Examiner's   recommendation with the Chairperson's endorsement.</w:t>
+      </w:r>
+    </w:p>
+    <w:p>
+      <w:pPr>
+        <w:pBdr>
+          <w:bottom w:val="single" w:color="1E2752" w:sz="6" w:space="1"/>
+        </w:pBdr>
+        <w:spacing w:after="120" w:before="60"/>
+      </w:pPr>
+    </w:p>
+    <w:p>
+      <w:pPr>
+        <w:pStyle w:val="Heading2"/>
+      </w:pPr>
+      <w:r>
+        <w:t xml:space="preserve">8. Fees</w:t>
+      </w:r>
+    </w:p>
+    <w:p>
+      <w:pPr>
+        <w:spacing w:after="120"/>
+      </w:pPr>
+      <w:r>
+        <w:t>The course registration fee is set on the single national schedule and held in the Portal fee schedule (seeded from Manual §16); the current quantum is recorded in Manual Appendix F.</w:t>
+      </w:r>
+      <w:r>
+        <w:rPr>
+          <w:b/>
+          <w:bCs/>
+        </w:rPr>
+      </w:r>
+      <w:r/>
+    </w:p>
+    <w:p>
+      <w:pPr>
+        <w:pBdr>
+          <w:bottom w:val="single" w:color="1E2752" w:sz="6" w:space="1"/>
+        </w:pBdr>
+        <w:spacing w:after="120" w:before="60"/>
+      </w:pPr>
+    </w:p>
+    <w:p>
+      <w:pPr>
+        <w:pBdr>
+          <w:bottom w:val="single" w:color="1E2752" w:sz="6" w:space="1"/>
+        </w:pBdr>
+        <w:spacing w:after="120" w:before="60"/>
+      </w:pPr>
+    </w:p>
+    <w:p>
+      <w:pPr>
+        <w:pStyle w:val="Heading2"/>
+      </w:pPr>
+      <w:r>
+        <w:t>9. On the BADGES Platform Portal</w:t>
+      </w:r>
+    </w:p>
+    <w:p>
+      <w:pPr>
+        <w:spacing w:after="120"/>
+      </w:pPr>
+      <w:r>
+        <w:t>The examiner's entire operational life runs through the Portal, which is why Portal competency is a certified outcome (Module 8), not an afterthought:</w:t>
+      </w:r>
+    </w:p>
+    <w:p>
+      <w:pPr>
+        <w:pStyle w:val="ListParagraph"/>
+        <w:numPr>
+          <w:ilvl w:val="0"/>
+          <w:numId w:val="2"/>
+        </w:numPr>
+        <w:spacing w:after="40"/>
+      </w:pPr>
+      <w:r>
+        <w:rPr>
+          <w:b/>
+          <w:bCs/>
+        </w:rPr>
+        <w:t xml:space="preserve">Application &amp; UID</w:t>
+      </w:r>
+      <w:r>
+        <w:t xml:space="preserve"> — the examiner application is submitted in the Portal; on</w:t>
+      </w:r>
+    </w:p>
+    <w:p>
+      <w:pPr>
+        <w:spacing w:after="120"/>
+      </w:pPr>
+      <w:r>
+        <w:t xml:space="preserve">  ratification the examiner role is granted and a UID auto-generated.</w:t>
+      </w:r>
+    </w:p>
+    <w:p>
+      <w:pPr>
+        <w:pStyle w:val="ListParagraph"/>
+        <w:numPr>
+          <w:ilvl w:val="0"/>
+          <w:numId w:val="2"/>
+        </w:numPr>
+        <w:spacing w:after="40"/>
+      </w:pPr>
+      <w:r>
+        <w:rPr>
+          <w:b/>
+          <w:bCs/>
+        </w:rPr>
+        <w:t xml:space="preserve">Session invitations</w:t>
+      </w:r>
+      <w:r>
+        <w:t xml:space="preserve"> — the examiner accepts or declines invitations; accepting assigns</w:t>
+      </w:r>
+    </w:p>
+    <w:p>
+      <w:pPr>
+        <w:spacing w:after="120"/>
+      </w:pPr>
+      <w:r>
+        <w:t xml:space="preserve">  the roster and makes those candidates gradeable by that examiner and no other.</w:t>
+      </w:r>
+    </w:p>
+    <w:p>
+      <w:pPr>
+        <w:pStyle w:val="ListParagraph"/>
+        <w:numPr>
+          <w:ilvl w:val="0"/>
+          <w:numId w:val="2"/>
+        </w:numPr>
+        <w:spacing w:after="40"/>
+      </w:pPr>
+      <w:r>
+        <w:rPr>
+          <w:b/>
+          <w:bCs/>
+        </w:rPr>
+        <w:t xml:space="preserve">Recording</w:t>
+      </w:r>
+      <w:r>
+        <w:t xml:space="preserve"> — Pass/Refer is recorded per candidate per level; a Refer carries reasons;</w:t>
+      </w:r>
+    </w:p>
+    <w:p>
+      <w:pPr>
+        <w:spacing w:after="120"/>
+      </w:pPr>
+      <w:r>
+        <w:t xml:space="preserve">  the COI trigger blocks any candidate the examiner instructed.</w:t>
+      </w:r>
+    </w:p>
+    <w:p>
+      <w:pPr>
+        <w:pStyle w:val="ListParagraph"/>
+        <w:numPr>
+          <w:ilvl w:val="0"/>
+          <w:numId w:val="2"/>
+        </w:numPr>
+        <w:spacing w:after="40"/>
+      </w:pPr>
+      <w:r>
+        <w:rPr>
+          <w:b/>
+          <w:bCs/>
+        </w:rPr>
+        <w:t xml:space="preserve">Certification</w:t>
+      </w:r>
+      <w:r>
+        <w:t xml:space="preserve"> — a recorded Pass auto-links to a serialized, append-only certificate;</w:t>
+      </w:r>
+    </w:p>
+    <w:p>
+      <w:pPr>
+        <w:spacing w:after="120"/>
+      </w:pPr>
+      <w:r>
+        <w:t xml:space="preserve">  verification is anonymized.</w:t>
+      </w:r>
+    </w:p>
+    <w:p>
+      <w:pPr>
+        <w:pBdr>
+          <w:bottom w:val="single" w:color="1E2752" w:sz="6" w:space="1"/>
+        </w:pBdr>
+        <w:spacing w:after="120" w:before="60"/>
+      </w:pPr>
+    </w:p>
+    <w:p>
+      <w:pPr>
+        <w:pStyle w:val="Heading2"/>
+      </w:pPr>
+      <w:r>
+        <w:t>10. Assessment-day disruption — inclement weather</w:t>
+      </w:r>
+    </w:p>
+    <w:p>
+      <w:r>
+        <w:t>An assessment session can be interrupted by weather; examiners follow the Assessment System Handbook §3.2.5 and Annex A on the day. At first thunder or lightning the water is cleared immediately and the venue’s lightning protocol is followed before anyone returns to the pool.</w:t>
+      </w:r>
+    </w:p>
+    <w:p>
+      <w:r>
+        <w:t>If lightning occurs before the session, the start is held; the session proceeds only if conditions clear within the venue’s stand-down window, otherwise the affected levels are a rain-off. If it occurs during the session, whether a level can still be completed depends on the criteria already assessed and the time remaining — the examiner either finishes on the evidence already gathered or declares a rain-off for that level.</w:t>
+      </w:r>
+    </w:p>
+    <w:p>
+      <w:r>
+        <w:t>A rain-off is never recorded as a Refer; affected candidates re-book at no additional fee. Notify MAS the same day of any rain-off, incident, or safeguarding concern.</w:t>
+      </w:r>
     </w:p>
     <w:sectPr>
       <w:pgSz w:w="11906" w:h="16838" w:orient="portrait"/>
